--- a/docs/review/packs/chapter-3.5.docx
+++ b/docs/review/packs/chapter-3.5.docx
@@ -285,7 +285,7 @@
           </w:tcPr>
           <w:p>
             <w:r>
-              <w:t>56</w:t>
+              <w:t>71</w:t>
             </w:r>
           </w:p>
         </w:tc>
@@ -2387,7 +2387,7 @@
           </w:tcPr>
           <w:p>
             <w:r>
-              <w:t>Treat the lateral compartment as the more meniscus dependent one, on the ground that it has no bony concavity.</w:t>
+              <w:t>Read a contact area figure with its load, flexion angle and method attached, since all three change it.</w:t>
             </w:r>
           </w:p>
         </w:tc>
@@ -2453,7 +2453,7 @@
           </w:tcPr>
           <w:p>
             <w:r>
-              <w:t>Expect extrusion or a root tear to reduce contact area without removing tissue.</w:t>
+              <w:t>Treat the lateral compartment as the more meniscus dependent one, on the ground that it has no bony concavity.</w:t>
             </w:r>
           </w:p>
         </w:tc>
@@ -2519,7 +2519,7 @@
           </w:tcPr>
           <w:p>
             <w:r>
-              <w:t>Expect deep flexion to be a small area position, and therefore a high stress one.</w:t>
+              <w:t>Expect extrusion or a root tear to reduce contact area without removing tissue.</w:t>
             </w:r>
           </w:p>
         </w:tc>
@@ -2575,7 +2575,7 @@
           </w:tcPr>
           <w:p>
             <w:r>
-              <w:t>frcs</w:t>
+              <w:t>mrcs</w:t>
             </w:r>
           </w:p>
         </w:tc>
@@ -2585,7 +2585,7 @@
           </w:tcPr>
           <w:p>
             <w:r>
-              <w:t>Treat contact area as the quantity a reconstruction restores and a measurement cannot confirm.</w:t>
+              <w:t>Expect deep flexion to be a small area position, and therefore a high stress one.</w:t>
             </w:r>
           </w:p>
         </w:tc>
@@ -2651,7 +2651,7 @@
           </w:tcPr>
           <w:p>
             <w:r>
-              <w:t>Repair rather than resect where the ring can be restored, on area grounds.</w:t>
+              <w:t>Treat contact area as the quantity a reconstruction restores and a measurement cannot confirm.</w:t>
             </w:r>
           </w:p>
         </w:tc>
@@ -2717,7 +2717,7 @@
           </w:tcPr>
           <w:p>
             <w:r>
-              <w:t>- Tissue present is not necessarily tissue working; the ring must be anchored.</w:t>
+              <w:t>Repair rather than resect where the ring can be restored, on area grounds.</w:t>
             </w:r>
           </w:p>
         </w:tc>
@@ -2753,7 +2753,7 @@
           </w:tcPr>
           <w:p>
             <w:r>
-              <w:t>3.5.2-P1</w:t>
+              <w:t>3.5.1-P7</w:t>
             </w:r>
           </w:p>
         </w:tc>
@@ -2763,7 +2763,7 @@
           </w:tcPr>
           <w:p>
             <w:r>
-              <w:t>3.5.2</w:t>
+              <w:t>3.5.1</w:t>
             </w:r>
           </w:p>
         </w:tc>
@@ -2773,7 +2773,7 @@
           </w:tcPr>
           <w:p>
             <w:r>
-              <w:t>mrcs</w:t>
+              <w:t>frcs</w:t>
             </w:r>
           </w:p>
         </w:tc>
@@ -2783,7 +2783,7 @@
           </w:tcPr>
           <w:p>
             <w:r>
-              <w:t>Treat a halved contact area as a doubled stress, which is the arithmetic behind the meniscectomy literature.</w:t>
+              <w:t>Correct alignment alongside any area restoring procedure, since malalignment concentrates load regardless.</w:t>
             </w:r>
           </w:p>
         </w:tc>
@@ -2819,7 +2819,7 @@
           </w:tcPr>
           <w:p>
             <w:r>
-              <w:t>3.5.2-P2</w:t>
+              <w:t>3.5.1-P8</w:t>
             </w:r>
           </w:p>
         </w:tc>
@@ -2829,7 +2829,7 @@
           </w:tcPr>
           <w:p>
             <w:r>
-              <w:t>3.5.2</w:t>
+              <w:t>3.5.1</w:t>
             </w:r>
           </w:p>
         </w:tc>
@@ -2839,7 +2839,7 @@
           </w:tcPr>
           <w:p>
             <w:r>
-              <w:t>mrcs</w:t>
+              <w:t>frcs</w:t>
             </w:r>
           </w:p>
         </w:tc>
@@ -2849,7 +2849,7 @@
           </w:tcPr>
           <w:p>
             <w:r>
-              <w:t>Consider shear as well as compression when a delamination or osteochondral lesion is the problem.</w:t>
+              <w:t>State that contact area cannot be measured clinically when explaining why a procedure's mechanical case rests on cadaveric work.</w:t>
             </w:r>
           </w:p>
         </w:tc>
@@ -2885,7 +2885,7 @@
           </w:tcPr>
           <w:p>
             <w:r>
-              <w:t>3.5.2-P3</w:t>
+              <w:t>3.5.1-P9</w:t>
             </w:r>
           </w:p>
         </w:tc>
@@ -2895,7 +2895,7 @@
           </w:tcPr>
           <w:p>
             <w:r>
-              <w:t>3.5.2</w:t>
+              <w:t>3.5.1</w:t>
             </w:r>
           </w:p>
         </w:tc>
@@ -2915,7 +2915,7 @@
           </w:tcPr>
           <w:p>
             <w:r>
-              <w:t>Treat peak contact stress as the common currency of every mechanical argument in the knee.</w:t>
+              <w:t>- Tissue present is not necessarily tissue working; the ring must be anchored.</w:t>
             </w:r>
           </w:p>
         </w:tc>
@@ -2951,7 +2951,7 @@
           </w:tcPr>
           <w:p>
             <w:r>
-              <w:t>3.5.2-P4</w:t>
+              <w:t>3.5.2-P1</w:t>
             </w:r>
           </w:p>
         </w:tc>
@@ -2971,7 +2971,7 @@
           </w:tcPr>
           <w:p>
             <w:r>
-              <w:t>frcs</w:t>
+              <w:t>mrcs</w:t>
             </w:r>
           </w:p>
         </w:tc>
@@ -2981,7 +2981,7 @@
           </w:tcPr>
           <w:p>
             <w:r>
-              <w:t>Expect a cartilage repair of different stiffness to distribute load differently from the original.</w:t>
+              <w:t>Treat a halved contact area as a doubled stress, which is the arithmetic behind the meniscectomy literature.</w:t>
             </w:r>
           </w:p>
         </w:tc>
@@ -3017,7 +3017,7 @@
           </w:tcPr>
           <w:p>
             <w:r>
-              <w:t>3.5.3-P1</w:t>
+              <w:t>3.5.2-P2</w:t>
             </w:r>
           </w:p>
         </w:tc>
@@ -3027,7 +3027,7 @@
           </w:tcPr>
           <w:p>
             <w:r>
-              <w:t>3.5.3</w:t>
+              <w:t>3.5.2</w:t>
             </w:r>
           </w:p>
         </w:tc>
@@ -3047,7 +3047,7 @@
           </w:tcPr>
           <w:p>
             <w:r>
-              <w:t>Assess lateral soft tissue integrity when a medial overload picture is worse than the alignment explains.</w:t>
+              <w:t>Consider shear as well as compression when a delamination or osteochondral lesion is the problem.</w:t>
             </w:r>
           </w:p>
         </w:tc>
@@ -3083,7 +3083,7 @@
           </w:tcPr>
           <w:p>
             <w:r>
-              <w:t>3.5.3-P2</w:t>
+              <w:t>3.5.2-P3</w:t>
             </w:r>
           </w:p>
         </w:tc>
@@ -3093,7 +3093,7 @@
           </w:tcPr>
           <w:p>
             <w:r>
-              <w:t>3.5.3</w:t>
+              <w:t>3.5.2</w:t>
             </w:r>
           </w:p>
         </w:tc>
@@ -3113,7 +3113,7 @@
           </w:tcPr>
           <w:p>
             <w:r>
-              <w:t>Treat the adduction moment as the measurable proxy for the division.</w:t>
+              <w:t>Read an in vivo stress figure as a model output rather than a measurement.</w:t>
             </w:r>
           </w:p>
         </w:tc>
@@ -3149,7 +3149,7 @@
           </w:tcPr>
           <w:p>
             <w:r>
-              <w:t>3.5.3-P3</w:t>
+              <w:t>3.5.2-P4</w:t>
             </w:r>
           </w:p>
         </w:tc>
@@ -3159,7 +3159,7 @@
           </w:tcPr>
           <w:p>
             <w:r>
-              <w:t>3.5.3</w:t>
+              <w:t>3.5.2</w:t>
             </w:r>
           </w:p>
         </w:tc>
@@ -3169,7 +3169,7 @@
           </w:tcPr>
           <w:p>
             <w:r>
-              <w:t>mrcs</w:t>
+              <w:t>frcs</w:t>
             </w:r>
           </w:p>
         </w:tc>
@@ -3179,7 +3179,7 @@
           </w:tcPr>
           <w:p>
             <w:r>
-              <w:t>Expect the division to vary through a step rather than holding at a quoted average.</w:t>
+              <w:t>Treat peak contact stress as the common currency of every mechanical argument in the knee.</w:t>
             </w:r>
           </w:p>
         </w:tc>
@@ -3215,7 +3215,7 @@
           </w:tcPr>
           <w:p>
             <w:r>
-              <w:t>3.5.3-P4</w:t>
+              <w:t>3.5.2-P5</w:t>
             </w:r>
           </w:p>
         </w:tc>
@@ -3225,7 +3225,7 @@
           </w:tcPr>
           <w:p>
             <w:r>
-              <w:t>3.5.3</w:t>
+              <w:t>3.5.2</w:t>
             </w:r>
           </w:p>
         </w:tc>
@@ -3245,7 +3245,7 @@
           </w:tcPr>
           <w:p>
             <w:r>
-              <w:t>Treat the division as the target of unicompartmental and realignment surgery, and treat the published average as a starting point rather than a patient's number.</w:t>
+              <w:t>Expect a cartilage repair of different stiffness to distribute load differently from the original.</w:t>
             </w:r>
           </w:p>
         </w:tc>
@@ -3281,7 +3281,7 @@
           </w:tcPr>
           <w:p>
             <w:r>
-              <w:t>3.5.3-P5</w:t>
+              <w:t>3.5.2-P6</w:t>
             </w:r>
           </w:p>
         </w:tc>
@@ -3291,7 +3291,7 @@
           </w:tcPr>
           <w:p>
             <w:r>
-              <w:t>3.5.3</w:t>
+              <w:t>3.5.2</w:t>
             </w:r>
           </w:p>
         </w:tc>
@@ -3311,7 +3311,7 @@
           </w:tcPr>
           <w:p>
             <w:r>
-              <w:t>Assess the opposite compartment and the cruciate before unicompartmental replacement, since the operation relies on them.</w:t>
+              <w:t>State that no in vivo stress threshold is established when a patient asks how much load is safe.</w:t>
             </w:r>
           </w:p>
         </w:tc>
@@ -3347,7 +3347,7 @@
           </w:tcPr>
           <w:p>
             <w:r>
-              <w:t>3.5.3-P6</w:t>
+              <w:t>3.5.3-P1</w:t>
             </w:r>
           </w:p>
         </w:tc>
@@ -3367,7 +3367,7 @@
           </w:tcPr>
           <w:p>
             <w:r>
-              <w:t>frcs</w:t>
+              <w:t>mrcs</w:t>
             </w:r>
           </w:p>
         </w:tc>
@@ -3377,7 +3377,7 @@
           </w:tcPr>
           <w:p>
             <w:r>
-              <w:t>Plan correction to avoid transferring an excessive share, rather than to the largest achievable angle.</w:t>
+              <w:t>Assess lateral soft tissue integrity when a medial overload picture is worse than the alignment explains.</w:t>
             </w:r>
           </w:p>
         </w:tc>
@@ -3413,7 +3413,7 @@
           </w:tcPr>
           <w:p>
             <w:r>
-              <w:t>3.5.3-P7</w:t>
+              <w:t>3.5.3-P2</w:t>
             </w:r>
           </w:p>
         </w:tc>
@@ -3433,7 +3433,7 @@
           </w:tcPr>
           <w:p>
             <w:r>
-              <w:t>frcs</w:t>
+              <w:t>mrcs</w:t>
             </w:r>
           </w:p>
         </w:tc>
@@ -3443,7 +3443,7 @@
           </w:tcPr>
           <w:p>
             <w:r>
-              <w:t>Use long leg alignment as the clinical proxy for the division.</w:t>
+              <w:t>Treat the adduction moment as the measurable proxy for the division.</w:t>
             </w:r>
           </w:p>
         </w:tc>
@@ -3479,7 +3479,7 @@
           </w:tcPr>
           <w:p>
             <w:r>
-              <w:t>3.5.3-P8</w:t>
+              <w:t>3.5.3-P3</w:t>
             </w:r>
           </w:p>
         </w:tc>
@@ -3499,7 +3499,7 @@
           </w:tcPr>
           <w:p>
             <w:r>
-              <w:t>frcs</w:t>
+              <w:t>mrcs</w:t>
             </w:r>
           </w:p>
         </w:tc>
@@ -3509,7 +3509,7 @@
           </w:tcPr>
           <w:p>
             <w:r>
-              <w:t>Expect the division to change as the unoperated compartment progresses.</w:t>
+              <w:t>Expect the division to vary through a step rather than holding at a quoted average.</w:t>
             </w:r>
           </w:p>
         </w:tc>
@@ -3545,7 +3545,7 @@
           </w:tcPr>
           <w:p>
             <w:r>
-              <w:t>3.5.4-P1</w:t>
+              <w:t>3.5.3-P4</w:t>
             </w:r>
           </w:p>
         </w:tc>
@@ -3555,7 +3555,7 @@
           </w:tcPr>
           <w:p>
             <w:r>
-              <w:t>3.5.4</w:t>
+              <w:t>3.5.3</w:t>
             </w:r>
           </w:p>
         </w:tc>
@@ -3565,7 +3565,7 @@
           </w:tcPr>
           <w:p>
             <w:r>
-              <w:t>mrcs</w:t>
+              <w:t>frcs</w:t>
             </w:r>
           </w:p>
         </w:tc>
@@ -3575,7 +3575,7 @@
           </w:tcPr>
           <w:p>
             <w:r>
-              <w:t>Expect posterior horn symptoms in deep flexion and absence of findings in mid range testing.</w:t>
+              <w:t>Treat the division as the target of unicompartmental and realignment surgery, and treat the published average as a starting point rather than a patient's number.</w:t>
             </w:r>
           </w:p>
         </w:tc>
@@ -3611,7 +3611,7 @@
           </w:tcPr>
           <w:p>
             <w:r>
-              <w:t>3.5.4-P2</w:t>
+              <w:t>3.5.3-P5</w:t>
             </w:r>
           </w:p>
         </w:tc>
@@ -3621,7 +3621,7 @@
           </w:tcPr>
           <w:p>
             <w:r>
-              <w:t>3.5.4</w:t>
+              <w:t>3.5.3</w:t>
             </w:r>
           </w:p>
         </w:tc>
@@ -3631,7 +3631,7 @@
           </w:tcPr>
           <w:p>
             <w:r>
-              <w:t>mrcs</w:t>
+              <w:t>frcs</w:t>
             </w:r>
           </w:p>
         </w:tc>
@@ -3641,7 +3641,7 @@
           </w:tcPr>
           <w:p>
             <w:r>
-              <w:t>Treat the thinness of the deep flexion literature as a limit on confidence rather than as reassurance.</w:t>
+              <w:t>Assess the opposite compartment and the cruciate before unicompartmental replacement, since the operation relies on them.</w:t>
             </w:r>
           </w:p>
         </w:tc>
@@ -3677,7 +3677,7 @@
           </w:tcPr>
           <w:p>
             <w:r>
-              <w:t>3.5.4-P3</w:t>
+              <w:t>3.5.3-P6</w:t>
             </w:r>
           </w:p>
         </w:tc>
@@ -3687,7 +3687,7 @@
           </w:tcPr>
           <w:p>
             <w:r>
-              <w:t>3.5.4</w:t>
+              <w:t>3.5.3</w:t>
             </w:r>
           </w:p>
         </w:tc>
@@ -3707,7 +3707,7 @@
           </w:tcPr>
           <w:p>
             <w:r>
-              <w:t>Treat deep flexion as a design constraint with a stated cost.</w:t>
+              <w:t>Plan correction to avoid transferring an excessive share, rather than to the largest achievable angle.</w:t>
             </w:r>
           </w:p>
         </w:tc>
@@ -3743,7 +3743,7 @@
           </w:tcPr>
           <w:p>
             <w:r>
-              <w:t>3.5.4-P4</w:t>
+              <w:t>3.5.3-P7</w:t>
             </w:r>
           </w:p>
         </w:tc>
@@ -3753,7 +3753,7 @@
           </w:tcPr>
           <w:p>
             <w:r>
-              <w:t>3.5.4</w:t>
+              <w:t>3.5.3</w:t>
             </w:r>
           </w:p>
         </w:tc>
@@ -3773,7 +3773,7 @@
           </w:tcPr>
           <w:p>
             <w:r>
-              <w:t>Restore posterior condylar offset rather than accepting an approximation.</w:t>
+              <w:t>Use long leg alignment as the clinical proxy for the division.</w:t>
             </w:r>
           </w:p>
         </w:tc>
@@ -3809,7 +3809,7 @@
           </w:tcPr>
           <w:p>
             <w:r>
-              <w:t>3.5.4-P5</w:t>
+              <w:t>3.5.3-P8</w:t>
             </w:r>
           </w:p>
         </w:tc>
@@ -3819,7 +3819,7 @@
           </w:tcPr>
           <w:p>
             <w:r>
-              <w:t>3.5.4</w:t>
+              <w:t>3.5.3</w:t>
             </w:r>
           </w:p>
         </w:tc>
@@ -3839,7 +3839,7 @@
           </w:tcPr>
           <w:p>
             <w:r>
-              <w:t>Expect the deep flexion contact area to be small, and choose the bearing accordingly.</w:t>
+              <w:t>Expect the division to change as the unoperated compartment progresses.</w:t>
             </w:r>
           </w:p>
         </w:tc>
@@ -3875,7 +3875,7 @@
           </w:tcPr>
           <w:p>
             <w:r>
-              <w:t>3.5.4-P6</w:t>
+              <w:t>3.5.4-P1</w:t>
             </w:r>
           </w:p>
         </w:tc>
@@ -3895,7 +3895,7 @@
           </w:tcPr>
           <w:p>
             <w:r>
-              <w:t>frcs</w:t>
+              <w:t>mrcs</w:t>
             </w:r>
           </w:p>
         </w:tc>
@@ -3905,7 +3905,7 @@
           </w:tcPr>
           <w:p>
             <w:r>
-              <w:t>Repair posterior horn roots where feasible, on deep flexion loading grounds.</w:t>
+              <w:t>Expect posterior horn symptoms in deep flexion and absence of findings in mid range testing.</w:t>
             </w:r>
           </w:p>
         </w:tc>
@@ -3941,7 +3941,7 @@
           </w:tcPr>
           <w:p>
             <w:r>
-              <w:t>3.5.5-P1</w:t>
+              <w:t>3.5.4-P2</w:t>
             </w:r>
           </w:p>
         </w:tc>
@@ -3951,7 +3951,7 @@
           </w:tcPr>
           <w:p>
             <w:r>
-              <w:t>3.5.5</w:t>
+              <w:t>3.5.4</w:t>
             </w:r>
           </w:p>
         </w:tc>
@@ -3971,7 +3971,7 @@
           </w:tcPr>
           <w:p>
             <w:r>
-              <w:t>Resect as little as the tear requires, since the stress rise scales with the resection.</w:t>
+              <w:t>Treat the thinness of the deep flexion literature as a limit on confidence rather than as reassurance.</w:t>
             </w:r>
           </w:p>
         </w:tc>
@@ -4007,7 +4007,7 @@
           </w:tcPr>
           <w:p>
             <w:r>
-              <w:t>3.5.5-P2</w:t>
+              <w:t>3.5.4-P3</w:t>
             </w:r>
           </w:p>
         </w:tc>
@@ -4017,7 +4017,7 @@
           </w:tcPr>
           <w:p>
             <w:r>
-              <w:t>3.5.5</w:t>
+              <w:t>3.5.4</w:t>
             </w:r>
           </w:p>
         </w:tc>
@@ -4027,7 +4027,7 @@
           </w:tcPr>
           <w:p>
             <w:r>
-              <w:t>mrcs</w:t>
+              <w:t>frcs</w:t>
             </w:r>
           </w:p>
         </w:tc>
@@ -4037,7 +4037,7 @@
           </w:tcPr>
           <w:p>
             <w:r>
-              <w:t>Preserve the peripheral rim and the roots, which carry the hoop tension.</w:t>
+              <w:t>Treat deep flexion as a design constraint with a stated cost.</w:t>
             </w:r>
           </w:p>
         </w:tc>
@@ -4073,7 +4073,7 @@
           </w:tcPr>
           <w:p>
             <w:r>
-              <w:t>3.5.5-P3</w:t>
+              <w:t>3.5.4-P4</w:t>
             </w:r>
           </w:p>
         </w:tc>
@@ -4083,7 +4083,7 @@
           </w:tcPr>
           <w:p>
             <w:r>
-              <w:t>3.5.5</w:t>
+              <w:t>3.5.4</w:t>
             </w:r>
           </w:p>
         </w:tc>
@@ -4093,7 +4093,7 @@
           </w:tcPr>
           <w:p>
             <w:r>
-              <w:t>mrcs</w:t>
+              <w:t>frcs</w:t>
             </w:r>
           </w:p>
         </w:tc>
@@ -4103,7 +4103,7 @@
           </w:tcPr>
           <w:p>
             <w:r>
-              <w:t>Repair a root tear on the same grounds as a meniscal tear, because mechanically it is one.</w:t>
+              <w:t>Restore posterior condylar offset rather than accepting an approximation.</w:t>
             </w:r>
           </w:p>
         </w:tc>
@@ -4139,7 +4139,7 @@
           </w:tcPr>
           <w:p>
             <w:r>
-              <w:t>3.5.5-P4</w:t>
+              <w:t>3.5.4-P5</w:t>
             </w:r>
           </w:p>
         </w:tc>
@@ -4149,7 +4149,7 @@
           </w:tcPr>
           <w:p>
             <w:r>
-              <w:t>3.5.5</w:t>
+              <w:t>3.5.4</w:t>
             </w:r>
           </w:p>
         </w:tc>
@@ -4169,7 +4169,7 @@
           </w:tcPr>
           <w:p>
             <w:r>
-              <w:t>Treat the contact studies as the mechanical case for preservation and the cohorts as the clinical one, and note that they agree.</w:t>
+              <w:t>Expect the deep flexion contact area to be small, and choose the bearing accordingly.</w:t>
             </w:r>
           </w:p>
         </w:tc>
@@ -4205,7 +4205,7 @@
           </w:tcPr>
           <w:p>
             <w:r>
-              <w:t>3.5.5-P5</w:t>
+              <w:t>3.5.4-P6</w:t>
             </w:r>
           </w:p>
         </w:tc>
@@ -4215,7 +4215,7 @@
           </w:tcPr>
           <w:p>
             <w:r>
-              <w:t>3.5.5</w:t>
+              <w:t>3.5.4</w:t>
             </w:r>
           </w:p>
         </w:tc>
@@ -4235,7 +4235,7 @@
           </w:tcPr>
           <w:p>
             <w:r>
-              <w:t>Repair of a root restores the hoop mechanism if it restores the attachment at the right position and tension, which is the mechanical reason anatomic repair is specified rather than preferred.</w:t>
+              <w:t>Repair posterior horn roots where feasible, on deep flexion loading grounds.</w:t>
             </w:r>
           </w:p>
         </w:tc>
@@ -4271,7 +4271,7 @@
           </w:tcPr>
           <w:p>
             <w:r>
-              <w:t>3.5.5-P6</w:t>
+              <w:t>3.5.5-P1</w:t>
             </w:r>
           </w:p>
         </w:tc>
@@ -4291,7 +4291,7 @@
           </w:tcPr>
           <w:p>
             <w:r>
-              <w:t>frcs</w:t>
+              <w:t>mrcs</w:t>
             </w:r>
           </w:p>
         </w:tc>
@@ -4301,7 +4301,7 @@
           </w:tcPr>
           <w:p>
             <w:r>
-              <w:t>Repair rather than resect wherever the hoop mechanism can be restored.</w:t>
+              <w:t>Resect as little as the tear requires, since the stress rise scales with the resection.</w:t>
             </w:r>
           </w:p>
         </w:tc>
@@ -4337,7 +4337,7 @@
           </w:tcPr>
           <w:p>
             <w:r>
-              <w:t>3.5.6-P1</w:t>
+              <w:t>3.5.5-P2</w:t>
             </w:r>
           </w:p>
         </w:tc>
@@ -4347,7 +4347,7 @@
           </w:tcPr>
           <w:p>
             <w:r>
-              <w:t>3.5.6</w:t>
+              <w:t>3.5.5</w:t>
             </w:r>
           </w:p>
         </w:tc>
@@ -4367,7 +4367,7 @@
           </w:tcPr>
           <w:p>
             <w:r>
-              <w:t>Measure alignment standing and on a long leg film, since supine imaging underestimates it.</w:t>
+              <w:t>Preserve the peripheral rim and the roots, which carry the hoop tension.</w:t>
             </w:r>
           </w:p>
         </w:tc>
@@ -4403,7 +4403,7 @@
           </w:tcPr>
           <w:p>
             <w:r>
-              <w:t>3.5.6-P2</w:t>
+              <w:t>3.5.5-P3</w:t>
             </w:r>
           </w:p>
         </w:tc>
@@ -4413,7 +4413,7 @@
           </w:tcPr>
           <w:p>
             <w:r>
-              <w:t>3.5.6</w:t>
+              <w:t>3.5.5</w:t>
             </w:r>
           </w:p>
         </w:tc>
@@ -4433,7 +4433,7 @@
           </w:tcPr>
           <w:p>
             <w:r>
-              <w:t>Localise the deformity to the femur, the tibia or the joint before planning a correction.</w:t>
+              <w:t>Repair a root tear on the same grounds as a meniscal tear, because mechanically it is one.</w:t>
             </w:r>
           </w:p>
         </w:tc>
@@ -4469,7 +4469,7 @@
           </w:tcPr>
           <w:p>
             <w:r>
-              <w:t>3.5.6-P3</w:t>
+              <w:t>3.5.5-P4</w:t>
             </w:r>
           </w:p>
         </w:tc>
@@ -4479,7 +4479,7 @@
           </w:tcPr>
           <w:p>
             <w:r>
-              <w:t>3.5.6</w:t>
+              <w:t>3.5.5</w:t>
             </w:r>
           </w:p>
         </w:tc>
@@ -4499,7 +4499,7 @@
           </w:tcPr>
           <w:p>
             <w:r>
-              <w:t>Treat the adduction moment as the quantity alignment is a proxy for.</w:t>
+              <w:t>Read extrusion as a functional loss even where the meniscus is continuous.</w:t>
             </w:r>
           </w:p>
         </w:tc>
@@ -4535,7 +4535,7 @@
           </w:tcPr>
           <w:p>
             <w:r>
-              <w:t>3.5.6-P4</w:t>
+              <w:t>3.5.5-P5</w:t>
             </w:r>
           </w:p>
         </w:tc>
@@ -4545,7 +4545,7 @@
           </w:tcPr>
           <w:p>
             <w:r>
-              <w:t>3.5.6</w:t>
+              <w:t>3.5.5</w:t>
             </w:r>
           </w:p>
         </w:tc>
@@ -4565,7 +4565,7 @@
           </w:tcPr>
           <w:p>
             <w:r>
-              <w:t>Treat alignment as the only mechanical variable in this chapter that can be changed by a large amount.</w:t>
+              <w:t>Treat the contact studies as the mechanical case for preservation and the cohorts as the clinical one, and note that they agree.</w:t>
             </w:r>
           </w:p>
         </w:tc>
@@ -4601,7 +4601,7 @@
           </w:tcPr>
           <w:p>
             <w:r>
-              <w:t>3.5.6-P5</w:t>
+              <w:t>3.5.5-P6</w:t>
             </w:r>
           </w:p>
         </w:tc>
@@ -4611,7 +4611,7 @@
           </w:tcPr>
           <w:p>
             <w:r>
-              <w:t>3.5.6</w:t>
+              <w:t>3.5.5</w:t>
             </w:r>
           </w:p>
         </w:tc>
@@ -4631,7 +4631,7 @@
           </w:tcPr>
           <w:p>
             <w:r>
-              <w:t>Assess slope separately, since it acts on a different mechanism from compartment share.</w:t>
+              <w:t>Repair of a root restores the hoop mechanism if it restores the attachment at the right position and tension, which is the mechanical reason anatomic repair is specified rather than preferred.</w:t>
             </w:r>
           </w:p>
         </w:tc>
@@ -4667,7 +4667,7 @@
           </w:tcPr>
           <w:p>
             <w:r>
-              <w:t>3.5.7-P1</w:t>
+              <w:t>3.5.5-P7</w:t>
             </w:r>
           </w:p>
         </w:tc>
@@ -4677,7 +4677,7 @@
           </w:tcPr>
           <w:p>
             <w:r>
-              <w:t>3.5.7</w:t>
+              <w:t>3.5.5</w:t>
             </w:r>
           </w:p>
         </w:tc>
@@ -4687,7 +4687,7 @@
           </w:tcPr>
           <w:p>
             <w:r>
-              <w:t>mrcs</w:t>
+              <w:t>frcs</w:t>
             </w:r>
           </w:p>
         </w:tc>
@@ -4697,7 +4697,7 @@
           </w:tcPr>
           <w:p>
             <w:r>
-              <w:t>Expect gait adaptation to offset part of the scaling, so the effect is real and smaller than pure arithmetic.</w:t>
+              <w:t>Repair rather than resect wherever the hoop mechanism can be restored.</w:t>
             </w:r>
           </w:p>
         </w:tc>
@@ -4733,7 +4733,7 @@
           </w:tcPr>
           <w:p>
             <w:r>
-              <w:t>3.5.7-P2</w:t>
+              <w:t>3.5.5-P8</w:t>
             </w:r>
           </w:p>
         </w:tc>
@@ -4743,7 +4743,7 @@
           </w:tcPr>
           <w:p>
             <w:r>
-              <w:t>3.5.7</w:t>
+              <w:t>3.5.5</w:t>
             </w:r>
           </w:p>
         </w:tc>
@@ -4753,7 +4753,7 @@
           </w:tcPr>
           <w:p>
             <w:r>
-              <w:t>mrcs</w:t>
+              <w:t>frcs</w:t>
             </w:r>
           </w:p>
         </w:tc>
@@ -4763,7 +4763,7 @@
           </w:tcPr>
           <w:p>
             <w:r>
-              <w:t>Address alignment alongside weight, since it decides where the amplified load falls.</w:t>
+              <w:t>Correct alignment alongside preservation or transplantation, or the restored area is overloaded.</w:t>
             </w:r>
           </w:p>
         </w:tc>
@@ -4799,7 +4799,7 @@
           </w:tcPr>
           <w:p>
             <w:r>
-              <w:t>3.5.7-P3</w:t>
+              <w:t>3.5.6-P1</w:t>
             </w:r>
           </w:p>
         </w:tc>
@@ -4809,7 +4809,7 @@
           </w:tcPr>
           <w:p>
             <w:r>
-              <w:t>3.5.7</w:t>
+              <w:t>3.5.6</w:t>
             </w:r>
           </w:p>
         </w:tc>
@@ -4819,7 +4819,7 @@
           </w:tcPr>
           <w:p>
             <w:r>
-              <w:t>frcs</w:t>
+              <w:t>mrcs</w:t>
             </w:r>
           </w:p>
         </w:tc>
@@ -4829,7 +4829,7 @@
           </w:tcPr>
           <w:p>
             <w:r>
-              <w:t>Treat mass as a mechanical variable with the largest achievable effect size and the lowest achievement rate, which is an uncomfortable combination rather than a reason to leave it out.</w:t>
+              <w:t>Measure alignment standing and on a long leg film, since supine imaging underestimates it.</w:t>
             </w:r>
           </w:p>
         </w:tc>
@@ -4865,7 +4865,7 @@
           </w:tcPr>
           <w:p>
             <w:r>
-              <w:t>3.5.7-P4</w:t>
+              <w:t>3.5.6-P2</w:t>
             </w:r>
           </w:p>
         </w:tc>
@@ -4875,7 +4875,7 @@
           </w:tcPr>
           <w:p>
             <w:r>
-              <w:t>3.5.7</w:t>
+              <w:t>3.5.6</w:t>
             </w:r>
           </w:p>
         </w:tc>
@@ -4885,7 +4885,7 @@
           </w:tcPr>
           <w:p>
             <w:r>
-              <w:t>frcs</w:t>
+              <w:t>mrcs</w:t>
             </w:r>
           </w:p>
         </w:tc>
@@ -4895,7 +4895,7 @@
           </w:tcPr>
           <w:p>
             <w:r>
-              <w:t>Discuss mass as a mechanical factor in construct survival, with the registry evidence named.</w:t>
+              <w:t>Localise the deformity to the femur, the tibia or the joint before planning a correction.</w:t>
             </w:r>
           </w:p>
         </w:tc>
@@ -4931,7 +4931,7 @@
           </w:tcPr>
           <w:p>
             <w:r>
-              <w:t>3.5.7-P5</w:t>
+              <w:t>3.5.6-P3</w:t>
             </w:r>
           </w:p>
         </w:tc>
@@ -4941,7 +4941,7 @@
           </w:tcPr>
           <w:p>
             <w:r>
-              <w:t>3.5.7</w:t>
+              <w:t>3.5.6</w:t>
             </w:r>
           </w:p>
         </w:tc>
@@ -4951,7 +4951,7 @@
           </w:tcPr>
           <w:p>
             <w:r>
-              <w:t>frcs</w:t>
+              <w:t>mrcs</w:t>
             </w:r>
           </w:p>
         </w:tc>
@@ -4961,7 +4961,7 @@
           </w:tcPr>
           <w:p>
             <w:r>
-              <w:t>Use the association for counselling rather than as an exclusion, since it does not predict an individual.</w:t>
+              <w:t>Treat the adduction moment as the quantity alignment is a proxy for.</w:t>
             </w:r>
           </w:p>
         </w:tc>
@@ -4997,7 +4997,7 @@
           </w:tcPr>
           <w:p>
             <w:r>
-              <w:t>3.5.8-P1</w:t>
+              <w:t>3.5.6-P4</w:t>
             </w:r>
           </w:p>
         </w:tc>
@@ -5007,7 +5007,7 @@
           </w:tcPr>
           <w:p>
             <w:r>
-              <w:t>3.5.8</w:t>
+              <w:t>3.5.6</w:t>
             </w:r>
           </w:p>
         </w:tc>
@@ -5017,7 +5017,7 @@
           </w:tcPr>
           <w:p>
             <w:r>
-              <w:t>mrcs</w:t>
+              <w:t>frcs</w:t>
             </w:r>
           </w:p>
         </w:tc>
@@ -5027,7 +5027,7 @@
           </w:tcPr>
           <w:p>
             <w:r>
-              <w:t>Treat a chronically deficient knee as mechanically different from an acutely injured one, not simply as a later stage.</w:t>
+              <w:t>Treat alignment as the only mechanical variable in this chapter that can be changed by a large amount.</w:t>
             </w:r>
           </w:p>
         </w:tc>
@@ -5063,7 +5063,7 @@
           </w:tcPr>
           <w:p>
             <w:r>
-              <w:t>3.5.8-P2</w:t>
+              <w:t>3.5.6-P5</w:t>
             </w:r>
           </w:p>
         </w:tc>
@@ -5073,7 +5073,7 @@
           </w:tcPr>
           <w:p>
             <w:r>
-              <w:t>3.5.8</w:t>
+              <w:t>3.5.6</w:t>
             </w:r>
           </w:p>
         </w:tc>
@@ -5083,7 +5083,7 @@
           </w:tcPr>
           <w:p>
             <w:r>
-              <w:t>mrcs</w:t>
+              <w:t>frcs</w:t>
             </w:r>
           </w:p>
         </w:tc>
@@ -5093,7 +5093,7 @@
           </w:tcPr>
           <w:p>
             <w:r>
-              <w:t>Measure slope where translation is larger than the injury explains.</w:t>
+              <w:t>Correct alignment before or with any cartilage or meniscal procedure in a malaligned limb.</w:t>
             </w:r>
           </w:p>
         </w:tc>
@@ -5129,7 +5129,7 @@
           </w:tcPr>
           <w:p>
             <w:r>
-              <w:t>3.5.8-P3</w:t>
+              <w:t>3.5.6-P6</w:t>
             </w:r>
           </w:p>
         </w:tc>
@@ -5139,7 +5139,7 @@
           </w:tcPr>
           <w:p>
             <w:r>
-              <w:t>3.5.8</w:t>
+              <w:t>3.5.6</w:t>
             </w:r>
           </w:p>
         </w:tc>
@@ -5159,7 +5159,7 @@
           </w:tcPr>
           <w:p>
             <w:r>
-              <w:t>Treat the contact shift as the mechanical account of post-traumatic degeneration after cruciate injury, and treat it as only partly addressable.</w:t>
+              <w:t>Assess slope separately, since it acts on a different mechanism from compartment share.</w:t>
             </w:r>
           </w:p>
         </w:tc>
@@ -5195,7 +5195,7 @@
           </w:tcPr>
           <w:p>
             <w:r>
-              <w:t>3.5.8-P4</w:t>
+              <w:t>3.5.6-P7</w:t>
             </w:r>
           </w:p>
         </w:tc>
@@ -5205,7 +5205,7 @@
           </w:tcPr>
           <w:p>
             <w:r>
-              <w:t>3.5.8</w:t>
+              <w:t>3.5.6</w:t>
             </w:r>
           </w:p>
         </w:tc>
@@ -5225,7 +5225,7 @@
           </w:tcPr>
           <w:p>
             <w:r>
-              <w:t>It restores stability reliably and contact position partially, so counselling about long term joint health should not rest on the first achievement alone.</w:t>
+              <w:t>Confirm the correction radiographically rather than assuming the plan was achieved.</w:t>
             </w:r>
           </w:p>
         </w:tc>
@@ -5261,7 +5261,7 @@
           </w:tcPr>
           <w:p>
             <w:r>
-              <w:t>3.5.8-P5</w:t>
+              <w:t>3.5.7-P1</w:t>
             </w:r>
           </w:p>
         </w:tc>
@@ -5271,7 +5271,7 @@
           </w:tcPr>
           <w:p>
             <w:r>
-              <w:t>3.5.8</w:t>
+              <w:t>3.5.7</w:t>
             </w:r>
           </w:p>
         </w:tc>
@@ -5281,7 +5281,7 @@
           </w:tcPr>
           <w:p>
             <w:r>
-              <w:t>frcs</w:t>
+              <w:t>mrcs</w:t>
             </w:r>
           </w:p>
         </w:tc>
@@ -5291,7 +5291,7 @@
           </w:tcPr>
           <w:p>
             <w:r>
-              <w:t>Repair a ramp lesion alongside reconstruction, on secondary restraint grounds.</w:t>
+              <w:t>Expect gait adaptation to offset part of the scaling, so the effect is real and smaller than pure arithmetic.</w:t>
             </w:r>
           </w:p>
         </w:tc>
@@ -5327,7 +5327,7 @@
           </w:tcPr>
           <w:p>
             <w:r>
-              <w:t>3.5.8-P6</w:t>
+              <w:t>3.5.7-P2</w:t>
             </w:r>
           </w:p>
         </w:tc>
@@ -5337,7 +5337,7 @@
           </w:tcPr>
           <w:p>
             <w:r>
-              <w:t>3.5.8</w:t>
+              <w:t>3.5.7</w:t>
             </w:r>
           </w:p>
         </w:tc>
@@ -5347,7 +5347,7 @@
           </w:tcPr>
           <w:p>
             <w:r>
-              <w:t>frcs</w:t>
+              <w:t>mrcs</w:t>
             </w:r>
           </w:p>
         </w:tc>
@@ -5357,7 +5357,7 @@
           </w:tcPr>
           <w:p>
             <w:r>
-              <w:t>Measure slope in revision and in a graft that failed without a new injury.</w:t>
+              <w:t>Address alignment alongside weight, since it decides where the amplified load falls.</w:t>
             </w:r>
           </w:p>
         </w:tc>
@@ -5393,7 +5393,7 @@
           </w:tcPr>
           <w:p>
             <w:r>
-              <w:t>3.5.9-P1</w:t>
+              <w:t>3.5.7-P3</w:t>
             </w:r>
           </w:p>
         </w:tc>
@@ -5403,7 +5403,7 @@
           </w:tcPr>
           <w:p>
             <w:r>
-              <w:t>3.5.9</w:t>
+              <w:t>3.5.7</w:t>
             </w:r>
           </w:p>
         </w:tc>
@@ -5413,7 +5413,7 @@
           </w:tcPr>
           <w:p>
             <w:r>
-              <w:t>medical_student</w:t>
+              <w:t>mrcs</w:t>
             </w:r>
           </w:p>
         </w:tc>
@@ -5423,7 +5423,7 @@
           </w:tcPr>
           <w:p>
             <w:r>
-              <w:t>Repair where the tear allows it preserves the ring and therefore the pressure.</w:t>
+              <w:t>State that mechanical and metabolic effects both operate and cannot be separated in an individual.</w:t>
             </w:r>
           </w:p>
         </w:tc>
@@ -5459,7 +5459,7 @@
           </w:tcPr>
           <w:p>
             <w:r>
-              <w:t>3.5.9-P2</w:t>
+              <w:t>3.5.7-P4</w:t>
             </w:r>
           </w:p>
         </w:tc>
@@ -5469,7 +5469,7 @@
           </w:tcPr>
           <w:p>
             <w:r>
-              <w:t>3.5.9</w:t>
+              <w:t>3.5.7</w:t>
             </w:r>
           </w:p>
         </w:tc>
@@ -5479,7 +5479,7 @@
           </w:tcPr>
           <w:p>
             <w:r>
-              <w:t>mrcs</w:t>
+              <w:t>frcs</w:t>
             </w:r>
           </w:p>
         </w:tc>
@@ -5489,7 +5489,7 @@
           </w:tcPr>
           <w:p>
             <w:r>
-              <w:t>Resect the minimum the tear requires, and record what was resected.</w:t>
+              <w:t>Treat mass as a mechanical variable with the largest achievable effect size and the lowest achievement rate, which is an uncomfortable combination rather than a reason to leave it out.</w:t>
             </w:r>
           </w:p>
         </w:tc>
@@ -5525,7 +5525,7 @@
           </w:tcPr>
           <w:p>
             <w:r>
-              <w:t>3.5.9-P3</w:t>
+              <w:t>3.5.7-P5</w:t>
             </w:r>
           </w:p>
         </w:tc>
@@ -5535,7 +5535,7 @@
           </w:tcPr>
           <w:p>
             <w:r>
-              <w:t>3.5.9</w:t>
+              <w:t>3.5.7</w:t>
             </w:r>
           </w:p>
         </w:tc>
@@ -5545,7 +5545,7 @@
           </w:tcPr>
           <w:p>
             <w:r>
-              <w:t>mrcs</w:t>
+              <w:t>frcs</w:t>
             </w:r>
           </w:p>
         </w:tc>
@@ -5555,7 +5555,7 @@
           </w:tcPr>
           <w:p>
             <w:r>
-              <w:t>Treat a young lateral meniscectomy as the worst mechanical combination and counsel accordingly.</w:t>
+              <w:t>Discuss mass as a mechanical factor in construct survival, with the registry evidence named.</w:t>
             </w:r>
           </w:p>
         </w:tc>
@@ -5591,7 +5591,7 @@
           </w:tcPr>
           <w:p>
             <w:r>
-              <w:t>3.5.9-P4</w:t>
+              <w:t>3.5.7-P6</w:t>
             </w:r>
           </w:p>
         </w:tc>
@@ -5601,7 +5601,7 @@
           </w:tcPr>
           <w:p>
             <w:r>
-              <w:t>3.5.9</w:t>
+              <w:t>3.5.7</w:t>
             </w:r>
           </w:p>
         </w:tc>
@@ -5621,7 +5621,7 @@
           </w:tcPr>
           <w:p>
             <w:r>
-              <w:t>Treat the dose response as the mechanical justification for the shift from resection to repair, and note that the shift was mechanically predicted before it was clinically demonstrated.</w:t>
+              <w:t>Correct alignment in a heavier patient, since the amplified load needs directing.</w:t>
             </w:r>
           </w:p>
         </w:tc>
@@ -5657,7 +5657,7 @@
           </w:tcPr>
           <w:p>
             <w:r>
-              <w:t>3.5.9-P5</w:t>
+              <w:t>3.5.7-P7</w:t>
             </w:r>
           </w:p>
         </w:tc>
@@ -5667,7 +5667,7 @@
           </w:tcPr>
           <w:p>
             <w:r>
-              <w:t>3.5.9</w:t>
+              <w:t>3.5.7</w:t>
             </w:r>
           </w:p>
         </w:tc>
@@ -5687,7 +5687,7 @@
           </w:tcPr>
           <w:p>
             <w:r>
-              <w:t>Repair rather than resect wherever the ring can be restored, in a young patient above all.</w:t>
+              <w:t>Use the association for counselling rather than as an exclusion, since it does not predict an individual.</w:t>
             </w:r>
           </w:p>
         </w:tc>
@@ -5723,7 +5723,7 @@
           </w:tcPr>
           <w:p>
             <w:r>
-              <w:t>3.5.10-P1</w:t>
+              <w:t>3.5.8-P1</w:t>
             </w:r>
           </w:p>
         </w:tc>
@@ -5733,7 +5733,7 @@
           </w:tcPr>
           <w:p>
             <w:r>
-              <w:t>3.5.10</w:t>
+              <w:t>3.5.8</w:t>
             </w:r>
           </w:p>
         </w:tc>
@@ -5753,7 +5753,7 @@
           </w:tcPr>
           <w:p>
             <w:r>
-              <w:t>Plan to a mechanical axis target rather than a correction angle alone.</w:t>
+              <w:t>Treat a chronically deficient knee as mechanically different from an acutely injured one, not simply as a later stage.</w:t>
             </w:r>
           </w:p>
         </w:tc>
@@ -5789,7 +5789,7 @@
           </w:tcPr>
           <w:p>
             <w:r>
-              <w:t>3.5.10-P2</w:t>
+              <w:t>3.5.8-P2</w:t>
             </w:r>
           </w:p>
         </w:tc>
@@ -5799,7 +5799,7 @@
           </w:tcPr>
           <w:p>
             <w:r>
-              <w:t>3.5.10</w:t>
+              <w:t>3.5.8</w:t>
             </w:r>
           </w:p>
         </w:tc>
@@ -5819,7 +5819,7 @@
           </w:tcPr>
           <w:p>
             <w:r>
-              <w:t>Assess the receiving compartment before correcting load into it.</w:t>
+              <w:t>Measure slope where translation is larger than the injury explains.</w:t>
             </w:r>
           </w:p>
         </w:tc>
@@ -5855,7 +5855,7 @@
           </w:tcPr>
           <w:p>
             <w:r>
-              <w:t>3.5.10-P3</w:t>
+              <w:t>3.5.8-P3</w:t>
             </w:r>
           </w:p>
         </w:tc>
@@ -5865,7 +5865,7 @@
           </w:tcPr>
           <w:p>
             <w:r>
-              <w:t>3.5.10</w:t>
+              <w:t>3.5.8</w:t>
             </w:r>
           </w:p>
         </w:tc>
@@ -5885,7 +5885,7 @@
           </w:tcPr>
           <w:p>
             <w:r>
-              <w:t>Treat osteotomy as the mechanical foundation that other procedures are built on, rather than as an alternative to them.</w:t>
+              <w:t>Treat the contact shift as the mechanical account of post-traumatic degeneration after cruciate injury, and treat it as only partly addressable.</w:t>
             </w:r>
           </w:p>
         </w:tc>
@@ -5921,7 +5921,7 @@
           </w:tcPr>
           <w:p>
             <w:r>
-              <w:t>3.5.10-P4</w:t>
+              <w:t>3.5.8-P4</w:t>
             </w:r>
           </w:p>
         </w:tc>
@@ -5931,7 +5931,7 @@
           </w:tcPr>
           <w:p>
             <w:r>
-              <w:t>3.5.10</w:t>
+              <w:t>3.5.8</w:t>
             </w:r>
           </w:p>
         </w:tc>
@@ -5951,7 +5951,7 @@
           </w:tcPr>
           <w:p>
             <w:r>
-              <w:t>Localise the deformity before correcting, and confirm the achieved axis afterwards.</w:t>
+              <w:t>It restores stability reliably and contact position partially, so counselling about long term joint health should not rest on the first achievement alone.</w:t>
             </w:r>
           </w:p>
         </w:tc>
@@ -5987,7 +5987,997 @@
           </w:tcPr>
           <w:p>
             <w:r>
+              <w:t>3.5.8-P5</w:t>
+            </w:r>
+          </w:p>
+        </w:tc>
+        <w:tc>
+          <w:tcPr>
+            <w:tcW w:type="dxa" w:w="706"/>
+          </w:tcPr>
+          <w:p>
+            <w:r>
+              <w:t>3.5.8</w:t>
+            </w:r>
+          </w:p>
+        </w:tc>
+        <w:tc>
+          <w:tcPr>
+            <w:tcW w:type="dxa" w:w="988"/>
+          </w:tcPr>
+          <w:p>
+            <w:r>
+              <w:t>frcs</w:t>
+            </w:r>
+          </w:p>
+        </w:tc>
+        <w:tc>
+          <w:tcPr>
+            <w:tcW w:type="dxa" w:w="5927"/>
+          </w:tcPr>
+          <w:p>
+            <w:r>
+              <w:t>Repair a ramp lesion alongside reconstruction, on secondary restraint grounds.</w:t>
+            </w:r>
+          </w:p>
+        </w:tc>
+        <w:tc>
+          <w:tcPr>
+            <w:tcW w:type="dxa" w:w="1411"/>
+          </w:tcPr>
+          <w:p>
+            <w:r/>
+          </w:p>
+        </w:tc>
+        <w:tc>
+          <w:tcPr>
+            <w:tcW w:type="dxa" w:w="1835"/>
+          </w:tcPr>
+          <w:p>
+            <w:r/>
+          </w:p>
+        </w:tc>
+        <w:tc>
+          <w:tcPr>
+            <w:tcW w:type="dxa" w:w="2258"/>
+          </w:tcPr>
+          <w:p>
+            <w:r/>
+          </w:p>
+        </w:tc>
+      </w:tr>
+      <w:tr>
+        <w:tc>
+          <w:tcPr>
+            <w:tcW w:type="dxa" w:w="988"/>
+          </w:tcPr>
+          <w:p>
+            <w:r>
+              <w:t>3.5.8-P6</w:t>
+            </w:r>
+          </w:p>
+        </w:tc>
+        <w:tc>
+          <w:tcPr>
+            <w:tcW w:type="dxa" w:w="706"/>
+          </w:tcPr>
+          <w:p>
+            <w:r>
+              <w:t>3.5.8</w:t>
+            </w:r>
+          </w:p>
+        </w:tc>
+        <w:tc>
+          <w:tcPr>
+            <w:tcW w:type="dxa" w:w="988"/>
+          </w:tcPr>
+          <w:p>
+            <w:r>
+              <w:t>frcs</w:t>
+            </w:r>
+          </w:p>
+        </w:tc>
+        <w:tc>
+          <w:tcPr>
+            <w:tcW w:type="dxa" w:w="5927"/>
+          </w:tcPr>
+          <w:p>
+            <w:r>
+              <w:t>Measure slope in revision and in a graft that failed without a new injury.</w:t>
+            </w:r>
+          </w:p>
+        </w:tc>
+        <w:tc>
+          <w:tcPr>
+            <w:tcW w:type="dxa" w:w="1411"/>
+          </w:tcPr>
+          <w:p>
+            <w:r/>
+          </w:p>
+        </w:tc>
+        <w:tc>
+          <w:tcPr>
+            <w:tcW w:type="dxa" w:w="1835"/>
+          </w:tcPr>
+          <w:p>
+            <w:r/>
+          </w:p>
+        </w:tc>
+        <w:tc>
+          <w:tcPr>
+            <w:tcW w:type="dxa" w:w="2258"/>
+          </w:tcPr>
+          <w:p>
+            <w:r/>
+          </w:p>
+        </w:tc>
+      </w:tr>
+      <w:tr>
+        <w:tc>
+          <w:tcPr>
+            <w:tcW w:type="dxa" w:w="988"/>
+          </w:tcPr>
+          <w:p>
+            <w:r>
+              <w:t>3.5.9-P1</w:t>
+            </w:r>
+          </w:p>
+        </w:tc>
+        <w:tc>
+          <w:tcPr>
+            <w:tcW w:type="dxa" w:w="706"/>
+          </w:tcPr>
+          <w:p>
+            <w:r>
+              <w:t>3.5.9</w:t>
+            </w:r>
+          </w:p>
+        </w:tc>
+        <w:tc>
+          <w:tcPr>
+            <w:tcW w:type="dxa" w:w="988"/>
+          </w:tcPr>
+          <w:p>
+            <w:r>
+              <w:t>medical_student</w:t>
+            </w:r>
+          </w:p>
+        </w:tc>
+        <w:tc>
+          <w:tcPr>
+            <w:tcW w:type="dxa" w:w="5927"/>
+          </w:tcPr>
+          <w:p>
+            <w:r>
+              <w:t>Repair where the tear allows it preserves the ring and therefore the pressure.</w:t>
+            </w:r>
+          </w:p>
+        </w:tc>
+        <w:tc>
+          <w:tcPr>
+            <w:tcW w:type="dxa" w:w="1411"/>
+          </w:tcPr>
+          <w:p>
+            <w:r/>
+          </w:p>
+        </w:tc>
+        <w:tc>
+          <w:tcPr>
+            <w:tcW w:type="dxa" w:w="1835"/>
+          </w:tcPr>
+          <w:p>
+            <w:r/>
+          </w:p>
+        </w:tc>
+        <w:tc>
+          <w:tcPr>
+            <w:tcW w:type="dxa" w:w="2258"/>
+          </w:tcPr>
+          <w:p>
+            <w:r/>
+          </w:p>
+        </w:tc>
+      </w:tr>
+      <w:tr>
+        <w:tc>
+          <w:tcPr>
+            <w:tcW w:type="dxa" w:w="988"/>
+          </w:tcPr>
+          <w:p>
+            <w:r>
+              <w:t>3.5.9-P2</w:t>
+            </w:r>
+          </w:p>
+        </w:tc>
+        <w:tc>
+          <w:tcPr>
+            <w:tcW w:type="dxa" w:w="706"/>
+          </w:tcPr>
+          <w:p>
+            <w:r>
+              <w:t>3.5.9</w:t>
+            </w:r>
+          </w:p>
+        </w:tc>
+        <w:tc>
+          <w:tcPr>
+            <w:tcW w:type="dxa" w:w="988"/>
+          </w:tcPr>
+          <w:p>
+            <w:r>
+              <w:t>mrcs</w:t>
+            </w:r>
+          </w:p>
+        </w:tc>
+        <w:tc>
+          <w:tcPr>
+            <w:tcW w:type="dxa" w:w="5927"/>
+          </w:tcPr>
+          <w:p>
+            <w:r>
+              <w:t>Resect the minimum the tear requires, and record what was resected.</w:t>
+            </w:r>
+          </w:p>
+        </w:tc>
+        <w:tc>
+          <w:tcPr>
+            <w:tcW w:type="dxa" w:w="1411"/>
+          </w:tcPr>
+          <w:p>
+            <w:r/>
+          </w:p>
+        </w:tc>
+        <w:tc>
+          <w:tcPr>
+            <w:tcW w:type="dxa" w:w="1835"/>
+          </w:tcPr>
+          <w:p>
+            <w:r/>
+          </w:p>
+        </w:tc>
+        <w:tc>
+          <w:tcPr>
+            <w:tcW w:type="dxa" w:w="2258"/>
+          </w:tcPr>
+          <w:p>
+            <w:r/>
+          </w:p>
+        </w:tc>
+      </w:tr>
+      <w:tr>
+        <w:tc>
+          <w:tcPr>
+            <w:tcW w:type="dxa" w:w="988"/>
+          </w:tcPr>
+          <w:p>
+            <w:r>
+              <w:t>3.5.9-P3</w:t>
+            </w:r>
+          </w:p>
+        </w:tc>
+        <w:tc>
+          <w:tcPr>
+            <w:tcW w:type="dxa" w:w="706"/>
+          </w:tcPr>
+          <w:p>
+            <w:r>
+              <w:t>3.5.9</w:t>
+            </w:r>
+          </w:p>
+        </w:tc>
+        <w:tc>
+          <w:tcPr>
+            <w:tcW w:type="dxa" w:w="988"/>
+          </w:tcPr>
+          <w:p>
+            <w:r>
+              <w:t>mrcs</w:t>
+            </w:r>
+          </w:p>
+        </w:tc>
+        <w:tc>
+          <w:tcPr>
+            <w:tcW w:type="dxa" w:w="5927"/>
+          </w:tcPr>
+          <w:p>
+            <w:r>
+              <w:t>Treat a young lateral meniscectomy as the worst mechanical combination and counsel accordingly.</w:t>
+            </w:r>
+          </w:p>
+        </w:tc>
+        <w:tc>
+          <w:tcPr>
+            <w:tcW w:type="dxa" w:w="1411"/>
+          </w:tcPr>
+          <w:p>
+            <w:r/>
+          </w:p>
+        </w:tc>
+        <w:tc>
+          <w:tcPr>
+            <w:tcW w:type="dxa" w:w="1835"/>
+          </w:tcPr>
+          <w:p>
+            <w:r/>
+          </w:p>
+        </w:tc>
+        <w:tc>
+          <w:tcPr>
+            <w:tcW w:type="dxa" w:w="2258"/>
+          </w:tcPr>
+          <w:p>
+            <w:r/>
+          </w:p>
+        </w:tc>
+      </w:tr>
+      <w:tr>
+        <w:tc>
+          <w:tcPr>
+            <w:tcW w:type="dxa" w:w="988"/>
+          </w:tcPr>
+          <w:p>
+            <w:r>
+              <w:t>3.5.9-P4</w:t>
+            </w:r>
+          </w:p>
+        </w:tc>
+        <w:tc>
+          <w:tcPr>
+            <w:tcW w:type="dxa" w:w="706"/>
+          </w:tcPr>
+          <w:p>
+            <w:r>
+              <w:t>3.5.9</w:t>
+            </w:r>
+          </w:p>
+        </w:tc>
+        <w:tc>
+          <w:tcPr>
+            <w:tcW w:type="dxa" w:w="988"/>
+          </w:tcPr>
+          <w:p>
+            <w:r>
+              <w:t>frcs</w:t>
+            </w:r>
+          </w:p>
+        </w:tc>
+        <w:tc>
+          <w:tcPr>
+            <w:tcW w:type="dxa" w:w="5927"/>
+          </w:tcPr>
+          <w:p>
+            <w:r>
+              <w:t>Treat the dose response as the mechanical justification for the shift from resection to repair, and note that the shift was mechanically predicted before it was clinically demonstrated.</w:t>
+            </w:r>
+          </w:p>
+        </w:tc>
+        <w:tc>
+          <w:tcPr>
+            <w:tcW w:type="dxa" w:w="1411"/>
+          </w:tcPr>
+          <w:p>
+            <w:r/>
+          </w:p>
+        </w:tc>
+        <w:tc>
+          <w:tcPr>
+            <w:tcW w:type="dxa" w:w="1835"/>
+          </w:tcPr>
+          <w:p>
+            <w:r/>
+          </w:p>
+        </w:tc>
+        <w:tc>
+          <w:tcPr>
+            <w:tcW w:type="dxa" w:w="2258"/>
+          </w:tcPr>
+          <w:p>
+            <w:r/>
+          </w:p>
+        </w:tc>
+      </w:tr>
+      <w:tr>
+        <w:tc>
+          <w:tcPr>
+            <w:tcW w:type="dxa" w:w="988"/>
+          </w:tcPr>
+          <w:p>
+            <w:r>
+              <w:t>3.5.9-P5</w:t>
+            </w:r>
+          </w:p>
+        </w:tc>
+        <w:tc>
+          <w:tcPr>
+            <w:tcW w:type="dxa" w:w="706"/>
+          </w:tcPr>
+          <w:p>
+            <w:r>
+              <w:t>3.5.9</w:t>
+            </w:r>
+          </w:p>
+        </w:tc>
+        <w:tc>
+          <w:tcPr>
+            <w:tcW w:type="dxa" w:w="988"/>
+          </w:tcPr>
+          <w:p>
+            <w:r>
+              <w:t>frcs</w:t>
+            </w:r>
+          </w:p>
+        </w:tc>
+        <w:tc>
+          <w:tcPr>
+            <w:tcW w:type="dxa" w:w="5927"/>
+          </w:tcPr>
+          <w:p>
+            <w:r>
+              <w:t>Repair rather than resect wherever the ring can be restored, in a young patient above all.</w:t>
+            </w:r>
+          </w:p>
+        </w:tc>
+        <w:tc>
+          <w:tcPr>
+            <w:tcW w:type="dxa" w:w="1411"/>
+          </w:tcPr>
+          <w:p>
+            <w:r/>
+          </w:p>
+        </w:tc>
+        <w:tc>
+          <w:tcPr>
+            <w:tcW w:type="dxa" w:w="1835"/>
+          </w:tcPr>
+          <w:p>
+            <w:r/>
+          </w:p>
+        </w:tc>
+        <w:tc>
+          <w:tcPr>
+            <w:tcW w:type="dxa" w:w="2258"/>
+          </w:tcPr>
+          <w:p>
+            <w:r/>
+          </w:p>
+        </w:tc>
+      </w:tr>
+      <w:tr>
+        <w:tc>
+          <w:tcPr>
+            <w:tcW w:type="dxa" w:w="988"/>
+          </w:tcPr>
+          <w:p>
+            <w:r>
+              <w:t>3.5.9-P6</w:t>
+            </w:r>
+          </w:p>
+        </w:tc>
+        <w:tc>
+          <w:tcPr>
+            <w:tcW w:type="dxa" w:w="706"/>
+          </w:tcPr>
+          <w:p>
+            <w:r>
+              <w:t>3.5.9</w:t>
+            </w:r>
+          </w:p>
+        </w:tc>
+        <w:tc>
+          <w:tcPr>
+            <w:tcW w:type="dxa" w:w="988"/>
+          </w:tcPr>
+          <w:p>
+            <w:r>
+              <w:t>frcs</w:t>
+            </w:r>
+          </w:p>
+        </w:tc>
+        <w:tc>
+          <w:tcPr>
+            <w:tcW w:type="dxa" w:w="5927"/>
+          </w:tcPr>
+          <w:p>
+            <w:r>
+              <w:t>Offer transplantation for symptoms with an honest account of its cartilage protection evidence.</w:t>
+            </w:r>
+          </w:p>
+        </w:tc>
+        <w:tc>
+          <w:tcPr>
+            <w:tcW w:type="dxa" w:w="1411"/>
+          </w:tcPr>
+          <w:p>
+            <w:r/>
+          </w:p>
+        </w:tc>
+        <w:tc>
+          <w:tcPr>
+            <w:tcW w:type="dxa" w:w="1835"/>
+          </w:tcPr>
+          <w:p>
+            <w:r/>
+          </w:p>
+        </w:tc>
+        <w:tc>
+          <w:tcPr>
+            <w:tcW w:type="dxa" w:w="2258"/>
+          </w:tcPr>
+          <w:p>
+            <w:r/>
+          </w:p>
+        </w:tc>
+      </w:tr>
+      <w:tr>
+        <w:tc>
+          <w:tcPr>
+            <w:tcW w:type="dxa" w:w="988"/>
+          </w:tcPr>
+          <w:p>
+            <w:r>
+              <w:t>3.5.9-P7</w:t>
+            </w:r>
+          </w:p>
+        </w:tc>
+        <w:tc>
+          <w:tcPr>
+            <w:tcW w:type="dxa" w:w="706"/>
+          </w:tcPr>
+          <w:p>
+            <w:r>
+              <w:t>3.5.9</w:t>
+            </w:r>
+          </w:p>
+        </w:tc>
+        <w:tc>
+          <w:tcPr>
+            <w:tcW w:type="dxa" w:w="988"/>
+          </w:tcPr>
+          <w:p>
+            <w:r>
+              <w:t>frcs</w:t>
+            </w:r>
+          </w:p>
+        </w:tc>
+        <w:tc>
+          <w:tcPr>
+            <w:tcW w:type="dxa" w:w="5927"/>
+          </w:tcPr>
+          <w:p>
+            <w:r>
+              <w:t>Correct alignment in a meniscus deficient compartment before expecting any restoration to hold.</w:t>
+            </w:r>
+          </w:p>
+        </w:tc>
+        <w:tc>
+          <w:tcPr>
+            <w:tcW w:type="dxa" w:w="1411"/>
+          </w:tcPr>
+          <w:p>
+            <w:r/>
+          </w:p>
+        </w:tc>
+        <w:tc>
+          <w:tcPr>
+            <w:tcW w:type="dxa" w:w="1835"/>
+          </w:tcPr>
+          <w:p>
+            <w:r/>
+          </w:p>
+        </w:tc>
+        <w:tc>
+          <w:tcPr>
+            <w:tcW w:type="dxa" w:w="2258"/>
+          </w:tcPr>
+          <w:p>
+            <w:r/>
+          </w:p>
+        </w:tc>
+      </w:tr>
+      <w:tr>
+        <w:tc>
+          <w:tcPr>
+            <w:tcW w:type="dxa" w:w="988"/>
+          </w:tcPr>
+          <w:p>
+            <w:r>
+              <w:t>3.5.10-P1</w:t>
+            </w:r>
+          </w:p>
+        </w:tc>
+        <w:tc>
+          <w:tcPr>
+            <w:tcW w:type="dxa" w:w="706"/>
+          </w:tcPr>
+          <w:p>
+            <w:r>
+              <w:t>3.5.10</w:t>
+            </w:r>
+          </w:p>
+        </w:tc>
+        <w:tc>
+          <w:tcPr>
+            <w:tcW w:type="dxa" w:w="988"/>
+          </w:tcPr>
+          <w:p>
+            <w:r>
+              <w:t>mrcs</w:t>
+            </w:r>
+          </w:p>
+        </w:tc>
+        <w:tc>
+          <w:tcPr>
+            <w:tcW w:type="dxa" w:w="5927"/>
+          </w:tcPr>
+          <w:p>
+            <w:r>
+              <w:t>Plan to a mechanical axis target rather than a correction angle alone.</w:t>
+            </w:r>
+          </w:p>
+        </w:tc>
+        <w:tc>
+          <w:tcPr>
+            <w:tcW w:type="dxa" w:w="1411"/>
+          </w:tcPr>
+          <w:p>
+            <w:r/>
+          </w:p>
+        </w:tc>
+        <w:tc>
+          <w:tcPr>
+            <w:tcW w:type="dxa" w:w="1835"/>
+          </w:tcPr>
+          <w:p>
+            <w:r/>
+          </w:p>
+        </w:tc>
+        <w:tc>
+          <w:tcPr>
+            <w:tcW w:type="dxa" w:w="2258"/>
+          </w:tcPr>
+          <w:p>
+            <w:r/>
+          </w:p>
+        </w:tc>
+      </w:tr>
+      <w:tr>
+        <w:tc>
+          <w:tcPr>
+            <w:tcW w:type="dxa" w:w="988"/>
+          </w:tcPr>
+          <w:p>
+            <w:r>
+              <w:t>3.5.10-P2</w:t>
+            </w:r>
+          </w:p>
+        </w:tc>
+        <w:tc>
+          <w:tcPr>
+            <w:tcW w:type="dxa" w:w="706"/>
+          </w:tcPr>
+          <w:p>
+            <w:r>
+              <w:t>3.5.10</w:t>
+            </w:r>
+          </w:p>
+        </w:tc>
+        <w:tc>
+          <w:tcPr>
+            <w:tcW w:type="dxa" w:w="988"/>
+          </w:tcPr>
+          <w:p>
+            <w:r>
+              <w:t>mrcs</w:t>
+            </w:r>
+          </w:p>
+        </w:tc>
+        <w:tc>
+          <w:tcPr>
+            <w:tcW w:type="dxa" w:w="5927"/>
+          </w:tcPr>
+          <w:p>
+            <w:r>
+              <w:t>Assess the receiving compartment before correcting load into it.</w:t>
+            </w:r>
+          </w:p>
+        </w:tc>
+        <w:tc>
+          <w:tcPr>
+            <w:tcW w:type="dxa" w:w="1411"/>
+          </w:tcPr>
+          <w:p>
+            <w:r/>
+          </w:p>
+        </w:tc>
+        <w:tc>
+          <w:tcPr>
+            <w:tcW w:type="dxa" w:w="1835"/>
+          </w:tcPr>
+          <w:p>
+            <w:r/>
+          </w:p>
+        </w:tc>
+        <w:tc>
+          <w:tcPr>
+            <w:tcW w:type="dxa" w:w="2258"/>
+          </w:tcPr>
+          <w:p>
+            <w:r/>
+          </w:p>
+        </w:tc>
+      </w:tr>
+      <w:tr>
+        <w:tc>
+          <w:tcPr>
+            <w:tcW w:type="dxa" w:w="988"/>
+          </w:tcPr>
+          <w:p>
+            <w:r>
+              <w:t>3.5.10-P3</w:t>
+            </w:r>
+          </w:p>
+        </w:tc>
+        <w:tc>
+          <w:tcPr>
+            <w:tcW w:type="dxa" w:w="706"/>
+          </w:tcPr>
+          <w:p>
+            <w:r>
+              <w:t>3.5.10</w:t>
+            </w:r>
+          </w:p>
+        </w:tc>
+        <w:tc>
+          <w:tcPr>
+            <w:tcW w:type="dxa" w:w="988"/>
+          </w:tcPr>
+          <w:p>
+            <w:r>
+              <w:t>mrcs</w:t>
+            </w:r>
+          </w:p>
+        </w:tc>
+        <w:tc>
+          <w:tcPr>
+            <w:tcW w:type="dxa" w:w="5927"/>
+          </w:tcPr>
+          <w:p>
+            <w:r>
+              <w:t>Confirm the achieved axis radiographically, since the plan and the result can differ.</w:t>
+            </w:r>
+          </w:p>
+        </w:tc>
+        <w:tc>
+          <w:tcPr>
+            <w:tcW w:type="dxa" w:w="1411"/>
+          </w:tcPr>
+          <w:p>
+            <w:r/>
+          </w:p>
+        </w:tc>
+        <w:tc>
+          <w:tcPr>
+            <w:tcW w:type="dxa" w:w="1835"/>
+          </w:tcPr>
+          <w:p>
+            <w:r/>
+          </w:p>
+        </w:tc>
+        <w:tc>
+          <w:tcPr>
+            <w:tcW w:type="dxa" w:w="2258"/>
+          </w:tcPr>
+          <w:p>
+            <w:r/>
+          </w:p>
+        </w:tc>
+      </w:tr>
+      <w:tr>
+        <w:tc>
+          <w:tcPr>
+            <w:tcW w:type="dxa" w:w="988"/>
+          </w:tcPr>
+          <w:p>
+            <w:r>
+              <w:t>3.5.10-P4</w:t>
+            </w:r>
+          </w:p>
+        </w:tc>
+        <w:tc>
+          <w:tcPr>
+            <w:tcW w:type="dxa" w:w="706"/>
+          </w:tcPr>
+          <w:p>
+            <w:r>
+              <w:t>3.5.10</w:t>
+            </w:r>
+          </w:p>
+        </w:tc>
+        <w:tc>
+          <w:tcPr>
+            <w:tcW w:type="dxa" w:w="988"/>
+          </w:tcPr>
+          <w:p>
+            <w:r>
+              <w:t>frcs</w:t>
+            </w:r>
+          </w:p>
+        </w:tc>
+        <w:tc>
+          <w:tcPr>
+            <w:tcW w:type="dxa" w:w="5927"/>
+          </w:tcPr>
+          <w:p>
+            <w:r>
+              <w:t>Treat osteotomy as the mechanical foundation that other procedures are built on, rather than as an alternative to them.</w:t>
+            </w:r>
+          </w:p>
+        </w:tc>
+        <w:tc>
+          <w:tcPr>
+            <w:tcW w:type="dxa" w:w="1411"/>
+          </w:tcPr>
+          <w:p>
+            <w:r/>
+          </w:p>
+        </w:tc>
+        <w:tc>
+          <w:tcPr>
+            <w:tcW w:type="dxa" w:w="1835"/>
+          </w:tcPr>
+          <w:p>
+            <w:r/>
+          </w:p>
+        </w:tc>
+        <w:tc>
+          <w:tcPr>
+            <w:tcW w:type="dxa" w:w="2258"/>
+          </w:tcPr>
+          <w:p>
+            <w:r/>
+          </w:p>
+        </w:tc>
+      </w:tr>
+      <w:tr>
+        <w:tc>
+          <w:tcPr>
+            <w:tcW w:type="dxa" w:w="988"/>
+          </w:tcPr>
+          <w:p>
+            <w:r>
               <w:t>3.5.10-P5</w:t>
+            </w:r>
+          </w:p>
+        </w:tc>
+        <w:tc>
+          <w:tcPr>
+            <w:tcW w:type="dxa" w:w="706"/>
+          </w:tcPr>
+          <w:p>
+            <w:r>
+              <w:t>3.5.10</w:t>
+            </w:r>
+          </w:p>
+        </w:tc>
+        <w:tc>
+          <w:tcPr>
+            <w:tcW w:type="dxa" w:w="988"/>
+          </w:tcPr>
+          <w:p>
+            <w:r>
+              <w:t>frcs</w:t>
+            </w:r>
+          </w:p>
+        </w:tc>
+        <w:tc>
+          <w:tcPr>
+            <w:tcW w:type="dxa" w:w="5927"/>
+          </w:tcPr>
+          <w:p>
+            <w:r>
+              <w:t>Correct alignment as the foundation for cartilage and meniscal work rather than as an alternative.</w:t>
+            </w:r>
+          </w:p>
+        </w:tc>
+        <w:tc>
+          <w:tcPr>
+            <w:tcW w:type="dxa" w:w="1411"/>
+          </w:tcPr>
+          <w:p>
+            <w:r/>
+          </w:p>
+        </w:tc>
+        <w:tc>
+          <w:tcPr>
+            <w:tcW w:type="dxa" w:w="1835"/>
+          </w:tcPr>
+          <w:p>
+            <w:r/>
+          </w:p>
+        </w:tc>
+        <w:tc>
+          <w:tcPr>
+            <w:tcW w:type="dxa" w:w="2258"/>
+          </w:tcPr>
+          <w:p>
+            <w:r/>
+          </w:p>
+        </w:tc>
+      </w:tr>
+      <w:tr>
+        <w:tc>
+          <w:tcPr>
+            <w:tcW w:type="dxa" w:w="988"/>
+          </w:tcPr>
+          <w:p>
+            <w:r>
+              <w:t>3.5.10-P6</w:t>
+            </w:r>
+          </w:p>
+        </w:tc>
+        <w:tc>
+          <w:tcPr>
+            <w:tcW w:type="dxa" w:w="706"/>
+          </w:tcPr>
+          <w:p>
+            <w:r>
+              <w:t>3.5.10</w:t>
+            </w:r>
+          </w:p>
+        </w:tc>
+        <w:tc>
+          <w:tcPr>
+            <w:tcW w:type="dxa" w:w="988"/>
+          </w:tcPr>
+          <w:p>
+            <w:r>
+              <w:t>frcs</w:t>
+            </w:r>
+          </w:p>
+        </w:tc>
+        <w:tc>
+          <w:tcPr>
+            <w:tcW w:type="dxa" w:w="5927"/>
+          </w:tcPr>
+          <w:p>
+            <w:r>
+              <w:t>Localise the deformity before correcting, and confirm the achieved axis afterwards.</w:t>
+            </w:r>
+          </w:p>
+        </w:tc>
+        <w:tc>
+          <w:tcPr>
+            <w:tcW w:type="dxa" w:w="1411"/>
+          </w:tcPr>
+          <w:p>
+            <w:r/>
+          </w:p>
+        </w:tc>
+        <w:tc>
+          <w:tcPr>
+            <w:tcW w:type="dxa" w:w="1835"/>
+          </w:tcPr>
+          <w:p>
+            <w:r/>
+          </w:p>
+        </w:tc>
+        <w:tc>
+          <w:tcPr>
+            <w:tcW w:type="dxa" w:w="2258"/>
+          </w:tcPr>
+          <w:p>
+            <w:r/>
+          </w:p>
+        </w:tc>
+      </w:tr>
+      <w:tr>
+        <w:tc>
+          <w:tcPr>
+            <w:tcW w:type="dxa" w:w="988"/>
+          </w:tcPr>
+          <w:p>
+            <w:r>
+              <w:t>3.5.10-P7</w:t>
             </w:r>
           </w:p>
         </w:tc>

--- a/docs/review/packs/chapter-3.5.docx
+++ b/docs/review/packs/chapter-3.5.docx
@@ -285,7 +285,7 @@
           </w:tcPr>
           <w:p>
             <w:r>
-              <w:t>71</w:t>
+              <w:t>76</w:t>
             </w:r>
           </w:p>
         </w:tc>
@@ -2981,7 +2981,7 @@
           </w:tcPr>
           <w:p>
             <w:r>
-              <w:t>Treat a halved contact area as a doubled stress, which is the arithmetic behind the meniscectomy literature.</w:t>
+              <w:t>Ask for peak rather than average contact stress when reading a comparative study.</w:t>
             </w:r>
           </w:p>
         </w:tc>
@@ -3047,7 +3047,7 @@
           </w:tcPr>
           <w:p>
             <w:r>
-              <w:t>Consider shear as well as compression when a delamination or osteochondral lesion is the problem.</w:t>
+              <w:t>Treat a halved contact area as a doubled stress, which is the arithmetic behind the meniscectomy literature.</w:t>
             </w:r>
           </w:p>
         </w:tc>
@@ -3113,7 +3113,7 @@
           </w:tcPr>
           <w:p>
             <w:r>
-              <w:t>Read an in vivo stress figure as a model output rather than a measurement.</w:t>
+              <w:t>Consider shear as well as compression when a delamination or osteochondral lesion is the problem.</w:t>
             </w:r>
           </w:p>
         </w:tc>
@@ -3169,7 +3169,7 @@
           </w:tcPr>
           <w:p>
             <w:r>
-              <w:t>frcs</w:t>
+              <w:t>mrcs</w:t>
             </w:r>
           </w:p>
         </w:tc>
@@ -3179,7 +3179,7 @@
           </w:tcPr>
           <w:p>
             <w:r>
-              <w:t>Treat peak contact stress as the common currency of every mechanical argument in the knee.</w:t>
+              <w:t>Read an in vivo stress figure as a model output rather than a measurement.</w:t>
             </w:r>
           </w:p>
         </w:tc>
@@ -3245,7 +3245,7 @@
           </w:tcPr>
           <w:p>
             <w:r>
-              <w:t>Expect a cartilage repair of different stiffness to distribute load differently from the original.</w:t>
+              <w:t>Treat peak contact stress as the common currency of every mechanical argument in the knee.</w:t>
             </w:r>
           </w:p>
         </w:tc>
@@ -3311,7 +3311,7 @@
           </w:tcPr>
           <w:p>
             <w:r>
-              <w:t>State that no in vivo stress threshold is established when a patient asks how much load is safe.</w:t>
+              <w:t>Expect a cartilage repair of different stiffness to distribute load differently from the original.</w:t>
             </w:r>
           </w:p>
         </w:tc>
@@ -3347,7 +3347,7 @@
           </w:tcPr>
           <w:p>
             <w:r>
-              <w:t>3.5.3-P1</w:t>
+              <w:t>3.5.2-P7</w:t>
             </w:r>
           </w:p>
         </w:tc>
@@ -3357,7 +3357,7 @@
           </w:tcPr>
           <w:p>
             <w:r>
-              <w:t>3.5.3</w:t>
+              <w:t>3.5.2</w:t>
             </w:r>
           </w:p>
         </w:tc>
@@ -3367,7 +3367,7 @@
           </w:tcPr>
           <w:p>
             <w:r>
-              <w:t>mrcs</w:t>
+              <w:t>frcs</w:t>
             </w:r>
           </w:p>
         </w:tc>
@@ -3377,7 +3377,7 @@
           </w:tcPr>
           <w:p>
             <w:r>
-              <w:t>Assess lateral soft tissue integrity when a medial overload picture is worse than the alignment explains.</w:t>
+              <w:t>State that no in vivo stress threshold is established when a patient asks how much load is safe.</w:t>
             </w:r>
           </w:p>
         </w:tc>
@@ -3413,7 +3413,7 @@
           </w:tcPr>
           <w:p>
             <w:r>
-              <w:t>3.5.3-P2</w:t>
+              <w:t>3.5.3-P1</w:t>
             </w:r>
           </w:p>
         </w:tc>
@@ -3443,7 +3443,7 @@
           </w:tcPr>
           <w:p>
             <w:r>
-              <w:t>Treat the adduction moment as the measurable proxy for the division.</w:t>
+              <w:t>Assess lateral soft tissue integrity when a medial overload picture is worse than the alignment explains.</w:t>
             </w:r>
           </w:p>
         </w:tc>
@@ -3479,7 +3479,7 @@
           </w:tcPr>
           <w:p>
             <w:r>
-              <w:t>3.5.3-P3</w:t>
+              <w:t>3.5.3-P2</w:t>
             </w:r>
           </w:p>
         </w:tc>
@@ -3509,7 +3509,7 @@
           </w:tcPr>
           <w:p>
             <w:r>
-              <w:t>Expect the division to vary through a step rather than holding at a quoted average.</w:t>
+              <w:t>Treat the adduction moment as the measurable proxy for the division.</w:t>
             </w:r>
           </w:p>
         </w:tc>
@@ -3545,7 +3545,7 @@
           </w:tcPr>
           <w:p>
             <w:r>
-              <w:t>3.5.3-P4</w:t>
+              <w:t>3.5.3-P3</w:t>
             </w:r>
           </w:p>
         </w:tc>
@@ -3565,7 +3565,7 @@
           </w:tcPr>
           <w:p>
             <w:r>
-              <w:t>frcs</w:t>
+              <w:t>mrcs</w:t>
             </w:r>
           </w:p>
         </w:tc>
@@ -3575,7 +3575,7 @@
           </w:tcPr>
           <w:p>
             <w:r>
-              <w:t>Treat the division as the target of unicompartmental and realignment surgery, and treat the published average as a starting point rather than a patient's number.</w:t>
+              <w:t>Expect the division to vary through a step rather than holding at a quoted average.</w:t>
             </w:r>
           </w:p>
         </w:tc>
@@ -3611,7 +3611,7 @@
           </w:tcPr>
           <w:p>
             <w:r>
-              <w:t>3.5.3-P5</w:t>
+              <w:t>3.5.3-P4</w:t>
             </w:r>
           </w:p>
         </w:tc>
@@ -3641,7 +3641,7 @@
           </w:tcPr>
           <w:p>
             <w:r>
-              <w:t>Assess the opposite compartment and the cruciate before unicompartmental replacement, since the operation relies on them.</w:t>
+              <w:t>Treat the division as the target of unicompartmental and realignment surgery, and treat the published average as a starting point rather than a patient's number.</w:t>
             </w:r>
           </w:p>
         </w:tc>
@@ -3677,7 +3677,7 @@
           </w:tcPr>
           <w:p>
             <w:r>
-              <w:t>3.5.3-P6</w:t>
+              <w:t>3.5.3-P5</w:t>
             </w:r>
           </w:p>
         </w:tc>
@@ -3707,7 +3707,7 @@
           </w:tcPr>
           <w:p>
             <w:r>
-              <w:t>Plan correction to avoid transferring an excessive share, rather than to the largest achievable angle.</w:t>
+              <w:t>Assess the opposite compartment and the cruciate before unicompartmental replacement, since the operation relies on them.</w:t>
             </w:r>
           </w:p>
         </w:tc>
@@ -3743,7 +3743,7 @@
           </w:tcPr>
           <w:p>
             <w:r>
-              <w:t>3.5.3-P7</w:t>
+              <w:t>3.5.3-P6</w:t>
             </w:r>
           </w:p>
         </w:tc>
@@ -3773,7 +3773,7 @@
           </w:tcPr>
           <w:p>
             <w:r>
-              <w:t>Use long leg alignment as the clinical proxy for the division.</w:t>
+              <w:t>Plan correction to avoid transferring an excessive share, rather than to the largest achievable angle.</w:t>
             </w:r>
           </w:p>
         </w:tc>
@@ -3809,7 +3809,7 @@
           </w:tcPr>
           <w:p>
             <w:r>
-              <w:t>3.5.3-P8</w:t>
+              <w:t>3.5.3-P7</w:t>
             </w:r>
           </w:p>
         </w:tc>
@@ -3839,7 +3839,7 @@
           </w:tcPr>
           <w:p>
             <w:r>
-              <w:t>Expect the division to change as the unoperated compartment progresses.</w:t>
+              <w:t>Use long leg alignment as the clinical proxy for the division.</w:t>
             </w:r>
           </w:p>
         </w:tc>
@@ -3875,7 +3875,7 @@
           </w:tcPr>
           <w:p>
             <w:r>
-              <w:t>3.5.4-P1</w:t>
+              <w:t>3.5.3-P8</w:t>
             </w:r>
           </w:p>
         </w:tc>
@@ -3885,7 +3885,7 @@
           </w:tcPr>
           <w:p>
             <w:r>
-              <w:t>3.5.4</w:t>
+              <w:t>3.5.3</w:t>
             </w:r>
           </w:p>
         </w:tc>
@@ -3895,7 +3895,7 @@
           </w:tcPr>
           <w:p>
             <w:r>
-              <w:t>mrcs</w:t>
+              <w:t>frcs</w:t>
             </w:r>
           </w:p>
         </w:tc>
@@ -3905,7 +3905,7 @@
           </w:tcPr>
           <w:p>
             <w:r>
-              <w:t>Expect posterior horn symptoms in deep flexion and absence of findings in mid range testing.</w:t>
+              <w:t>Expect the division to change as the unoperated compartment progresses.</w:t>
             </w:r>
           </w:p>
         </w:tc>
@@ -3941,7 +3941,7 @@
           </w:tcPr>
           <w:p>
             <w:r>
-              <w:t>3.5.4-P2</w:t>
+              <w:t>3.5.4-P1</w:t>
             </w:r>
           </w:p>
         </w:tc>
@@ -3971,7 +3971,7 @@
           </w:tcPr>
           <w:p>
             <w:r>
-              <w:t>Treat the thinness of the deep flexion literature as a limit on confidence rather than as reassurance.</w:t>
+              <w:t>Record the flexion angle with any contact measurement, since all three quantities move with it.</w:t>
             </w:r>
           </w:p>
         </w:tc>
@@ -4007,7 +4007,7 @@
           </w:tcPr>
           <w:p>
             <w:r>
-              <w:t>3.5.4-P3</w:t>
+              <w:t>3.5.4-P2</w:t>
             </w:r>
           </w:p>
         </w:tc>
@@ -4027,7 +4027,7 @@
           </w:tcPr>
           <w:p>
             <w:r>
-              <w:t>frcs</w:t>
+              <w:t>mrcs</w:t>
             </w:r>
           </w:p>
         </w:tc>
@@ -4037,7 +4037,7 @@
           </w:tcPr>
           <w:p>
             <w:r>
-              <w:t>Treat deep flexion as a design constraint with a stated cost.</w:t>
+              <w:t>Expect posterior horn symptoms in deep flexion and absence of findings in mid range testing.</w:t>
             </w:r>
           </w:p>
         </w:tc>
@@ -4073,7 +4073,7 @@
           </w:tcPr>
           <w:p>
             <w:r>
-              <w:t>3.5.4-P4</w:t>
+              <w:t>3.5.4-P3</w:t>
             </w:r>
           </w:p>
         </w:tc>
@@ -4093,7 +4093,7 @@
           </w:tcPr>
           <w:p>
             <w:r>
-              <w:t>frcs</w:t>
+              <w:t>mrcs</w:t>
             </w:r>
           </w:p>
         </w:tc>
@@ -4103,7 +4103,7 @@
           </w:tcPr>
           <w:p>
             <w:r>
-              <w:t>Restore posterior condylar offset rather than accepting an approximation.</w:t>
+              <w:t>Treat the thinness of the deep flexion literature as a limit on confidence rather than as reassurance.</w:t>
             </w:r>
           </w:p>
         </w:tc>
@@ -4139,7 +4139,7 @@
           </w:tcPr>
           <w:p>
             <w:r>
-              <w:t>3.5.4-P5</w:t>
+              <w:t>3.5.4-P4</w:t>
             </w:r>
           </w:p>
         </w:tc>
@@ -4169,7 +4169,7 @@
           </w:tcPr>
           <w:p>
             <w:r>
-              <w:t>Expect the deep flexion contact area to be small, and choose the bearing accordingly.</w:t>
+              <w:t>Treat deep flexion as a design constraint with a stated cost.</w:t>
             </w:r>
           </w:p>
         </w:tc>
@@ -4205,7 +4205,7 @@
           </w:tcPr>
           <w:p>
             <w:r>
-              <w:t>3.5.4-P6</w:t>
+              <w:t>3.5.4-P5</w:t>
             </w:r>
           </w:p>
         </w:tc>
@@ -4235,7 +4235,7 @@
           </w:tcPr>
           <w:p>
             <w:r>
-              <w:t>Repair posterior horn roots where feasible, on deep flexion loading grounds.</w:t>
+              <w:t>Restore posterior condylar offset rather than accepting an approximation.</w:t>
             </w:r>
           </w:p>
         </w:tc>
@@ -4271,7 +4271,7 @@
           </w:tcPr>
           <w:p>
             <w:r>
-              <w:t>3.5.5-P1</w:t>
+              <w:t>3.5.4-P6</w:t>
             </w:r>
           </w:p>
         </w:tc>
@@ -4281,7 +4281,7 @@
           </w:tcPr>
           <w:p>
             <w:r>
-              <w:t>3.5.5</w:t>
+              <w:t>3.5.4</w:t>
             </w:r>
           </w:p>
         </w:tc>
@@ -4291,7 +4291,7 @@
           </w:tcPr>
           <w:p>
             <w:r>
-              <w:t>mrcs</w:t>
+              <w:t>frcs</w:t>
             </w:r>
           </w:p>
         </w:tc>
@@ -4301,7 +4301,7 @@
           </w:tcPr>
           <w:p>
             <w:r>
-              <w:t>Resect as little as the tear requires, since the stress rise scales with the resection.</w:t>
+              <w:t>Expect the deep flexion contact area to be small, and choose the bearing accordingly.</w:t>
             </w:r>
           </w:p>
         </w:tc>
@@ -4337,7 +4337,7 @@
           </w:tcPr>
           <w:p>
             <w:r>
-              <w:t>3.5.5-P2</w:t>
+              <w:t>3.5.4-P7</w:t>
             </w:r>
           </w:p>
         </w:tc>
@@ -4347,7 +4347,7 @@
           </w:tcPr>
           <w:p>
             <w:r>
-              <w:t>3.5.5</w:t>
+              <w:t>3.5.4</w:t>
             </w:r>
           </w:p>
         </w:tc>
@@ -4357,7 +4357,7 @@
           </w:tcPr>
           <w:p>
             <w:r>
-              <w:t>mrcs</w:t>
+              <w:t>frcs</w:t>
             </w:r>
           </w:p>
         </w:tc>
@@ -4367,7 +4367,7 @@
           </w:tcPr>
           <w:p>
             <w:r>
-              <w:t>Preserve the peripheral rim and the roots, which carry the hoop tension.</w:t>
+              <w:t>Repair posterior horn roots where feasible, on deep flexion loading grounds.</w:t>
             </w:r>
           </w:p>
         </w:tc>
@@ -4403,7 +4403,7 @@
           </w:tcPr>
           <w:p>
             <w:r>
-              <w:t>3.5.5-P3</w:t>
+              <w:t>3.5.5-P1</w:t>
             </w:r>
           </w:p>
         </w:tc>
@@ -4433,7 +4433,7 @@
           </w:tcPr>
           <w:p>
             <w:r>
-              <w:t>Repair a root tear on the same grounds as a meniscal tear, because mechanically it is one.</w:t>
+              <w:t>Resect as little as the tear requires, since the stress rise scales with the resection.</w:t>
             </w:r>
           </w:p>
         </w:tc>
@@ -4469,7 +4469,7 @@
           </w:tcPr>
           <w:p>
             <w:r>
-              <w:t>3.5.5-P4</w:t>
+              <w:t>3.5.5-P2</w:t>
             </w:r>
           </w:p>
         </w:tc>
@@ -4499,7 +4499,7 @@
           </w:tcPr>
           <w:p>
             <w:r>
-              <w:t>Read extrusion as a functional loss even where the meniscus is continuous.</w:t>
+              <w:t>Preserve the peripheral rim and the roots, which carry the hoop tension.</w:t>
             </w:r>
           </w:p>
         </w:tc>
@@ -4535,7 +4535,7 @@
           </w:tcPr>
           <w:p>
             <w:r>
-              <w:t>3.5.5-P5</w:t>
+              <w:t>3.5.5-P3</w:t>
             </w:r>
           </w:p>
         </w:tc>
@@ -4555,7 +4555,7 @@
           </w:tcPr>
           <w:p>
             <w:r>
-              <w:t>frcs</w:t>
+              <w:t>mrcs</w:t>
             </w:r>
           </w:p>
         </w:tc>
@@ -4565,7 +4565,7 @@
           </w:tcPr>
           <w:p>
             <w:r>
-              <w:t>Treat the contact studies as the mechanical case for preservation and the cohorts as the clinical one, and note that they agree.</w:t>
+              <w:t>Repair a root tear on the same grounds as a meniscal tear, because mechanically it is one.</w:t>
             </w:r>
           </w:p>
         </w:tc>
@@ -4601,7 +4601,7 @@
           </w:tcPr>
           <w:p>
             <w:r>
-              <w:t>3.5.5-P6</w:t>
+              <w:t>3.5.5-P4</w:t>
             </w:r>
           </w:p>
         </w:tc>
@@ -4621,7 +4621,7 @@
           </w:tcPr>
           <w:p>
             <w:r>
-              <w:t>frcs</w:t>
+              <w:t>mrcs</w:t>
             </w:r>
           </w:p>
         </w:tc>
@@ -4631,7 +4631,7 @@
           </w:tcPr>
           <w:p>
             <w:r>
-              <w:t>Repair of a root restores the hoop mechanism if it restores the attachment at the right position and tension, which is the mechanical reason anatomic repair is specified rather than preferred.</w:t>
+              <w:t>Read extrusion as a functional loss even where the meniscus is continuous.</w:t>
             </w:r>
           </w:p>
         </w:tc>
@@ -4667,7 +4667,7 @@
           </w:tcPr>
           <w:p>
             <w:r>
-              <w:t>3.5.5-P7</w:t>
+              <w:t>3.5.5-P5</w:t>
             </w:r>
           </w:p>
         </w:tc>
@@ -4697,7 +4697,7 @@
           </w:tcPr>
           <w:p>
             <w:r>
-              <w:t>Repair rather than resect wherever the hoop mechanism can be restored.</w:t>
+              <w:t>Treat the contact studies as the mechanical case for preservation and the cohorts as the clinical one, and note that they agree.</w:t>
             </w:r>
           </w:p>
         </w:tc>
@@ -4733,7 +4733,7 @@
           </w:tcPr>
           <w:p>
             <w:r>
-              <w:t>3.5.5-P8</w:t>
+              <w:t>3.5.5-P6</w:t>
             </w:r>
           </w:p>
         </w:tc>
@@ -4763,7 +4763,7 @@
           </w:tcPr>
           <w:p>
             <w:r>
-              <w:t>Correct alignment alongside preservation or transplantation, or the restored area is overloaded.</w:t>
+              <w:t>Repair of a root restores the hoop mechanism if it restores the attachment at the right position and tension, which is the mechanical reason anatomic repair is specified rather than preferred.</w:t>
             </w:r>
           </w:p>
         </w:tc>
@@ -4799,7 +4799,7 @@
           </w:tcPr>
           <w:p>
             <w:r>
-              <w:t>3.5.6-P1</w:t>
+              <w:t>3.5.5-P7</w:t>
             </w:r>
           </w:p>
         </w:tc>
@@ -4809,7 +4809,7 @@
           </w:tcPr>
           <w:p>
             <w:r>
-              <w:t>3.5.6</w:t>
+              <w:t>3.5.5</w:t>
             </w:r>
           </w:p>
         </w:tc>
@@ -4819,7 +4819,7 @@
           </w:tcPr>
           <w:p>
             <w:r>
-              <w:t>mrcs</w:t>
+              <w:t>frcs</w:t>
             </w:r>
           </w:p>
         </w:tc>
@@ -4829,7 +4829,7 @@
           </w:tcPr>
           <w:p>
             <w:r>
-              <w:t>Measure alignment standing and on a long leg film, since supine imaging underestimates it.</w:t>
+              <w:t>Repair rather than resect wherever the hoop mechanism can be restored.</w:t>
             </w:r>
           </w:p>
         </w:tc>
@@ -4865,7 +4865,7 @@
           </w:tcPr>
           <w:p>
             <w:r>
-              <w:t>3.5.6-P2</w:t>
+              <w:t>3.5.5-P8</w:t>
             </w:r>
           </w:p>
         </w:tc>
@@ -4875,7 +4875,7 @@
           </w:tcPr>
           <w:p>
             <w:r>
-              <w:t>3.5.6</w:t>
+              <w:t>3.5.5</w:t>
             </w:r>
           </w:p>
         </w:tc>
@@ -4885,7 +4885,7 @@
           </w:tcPr>
           <w:p>
             <w:r>
-              <w:t>mrcs</w:t>
+              <w:t>frcs</w:t>
             </w:r>
           </w:p>
         </w:tc>
@@ -4895,7 +4895,7 @@
           </w:tcPr>
           <w:p>
             <w:r>
-              <w:t>Localise the deformity to the femur, the tibia or the joint before planning a correction.</w:t>
+              <w:t>Correct alignment alongside preservation or transplantation, or the restored area is overloaded.</w:t>
             </w:r>
           </w:p>
         </w:tc>
@@ -4931,7 +4931,7 @@
           </w:tcPr>
           <w:p>
             <w:r>
-              <w:t>3.5.6-P3</w:t>
+              <w:t>3.5.6-P1</w:t>
             </w:r>
           </w:p>
         </w:tc>
@@ -4961,7 +4961,7 @@
           </w:tcPr>
           <w:p>
             <w:r>
-              <w:t>Treat the adduction moment as the quantity alignment is a proxy for.</w:t>
+              <w:t>Measure alignment standing and on a long leg film, since supine imaging underestimates it.</w:t>
             </w:r>
           </w:p>
         </w:tc>
@@ -4997,7 +4997,7 @@
           </w:tcPr>
           <w:p>
             <w:r>
-              <w:t>3.5.6-P4</w:t>
+              <w:t>3.5.6-P2</w:t>
             </w:r>
           </w:p>
         </w:tc>
@@ -5017,7 +5017,7 @@
           </w:tcPr>
           <w:p>
             <w:r>
-              <w:t>frcs</w:t>
+              <w:t>mrcs</w:t>
             </w:r>
           </w:p>
         </w:tc>
@@ -5027,7 +5027,7 @@
           </w:tcPr>
           <w:p>
             <w:r>
-              <w:t>Treat alignment as the only mechanical variable in this chapter that can be changed by a large amount.</w:t>
+              <w:t>Localise the deformity to the femur, the tibia or the joint before planning a correction.</w:t>
             </w:r>
           </w:p>
         </w:tc>
@@ -5063,7 +5063,7 @@
           </w:tcPr>
           <w:p>
             <w:r>
-              <w:t>3.5.6-P5</w:t>
+              <w:t>3.5.6-P3</w:t>
             </w:r>
           </w:p>
         </w:tc>
@@ -5083,7 +5083,7 @@
           </w:tcPr>
           <w:p>
             <w:r>
-              <w:t>frcs</w:t>
+              <w:t>mrcs</w:t>
             </w:r>
           </w:p>
         </w:tc>
@@ -5093,7 +5093,7 @@
           </w:tcPr>
           <w:p>
             <w:r>
-              <w:t>Correct alignment before or with any cartilage or meniscal procedure in a malaligned limb.</w:t>
+              <w:t>Treat the adduction moment as the quantity alignment is a proxy for.</w:t>
             </w:r>
           </w:p>
         </w:tc>
@@ -5129,7 +5129,7 @@
           </w:tcPr>
           <w:p>
             <w:r>
-              <w:t>3.5.6-P6</w:t>
+              <w:t>3.5.6-P4</w:t>
             </w:r>
           </w:p>
         </w:tc>
@@ -5159,7 +5159,7 @@
           </w:tcPr>
           <w:p>
             <w:r>
-              <w:t>Assess slope separately, since it acts on a different mechanism from compartment share.</w:t>
+              <w:t>Treat alignment as the only mechanical variable in this chapter that can be changed by a large amount.</w:t>
             </w:r>
           </w:p>
         </w:tc>
@@ -5195,7 +5195,7 @@
           </w:tcPr>
           <w:p>
             <w:r>
-              <w:t>3.5.6-P7</w:t>
+              <w:t>3.5.6-P5</w:t>
             </w:r>
           </w:p>
         </w:tc>
@@ -5225,7 +5225,7 @@
           </w:tcPr>
           <w:p>
             <w:r>
-              <w:t>Confirm the correction radiographically rather than assuming the plan was achieved.</w:t>
+              <w:t>Correct alignment before or with any cartilage or meniscal procedure in a malaligned limb.</w:t>
             </w:r>
           </w:p>
         </w:tc>
@@ -5261,7 +5261,7 @@
           </w:tcPr>
           <w:p>
             <w:r>
-              <w:t>3.5.7-P1</w:t>
+              <w:t>3.5.6-P6</w:t>
             </w:r>
           </w:p>
         </w:tc>
@@ -5271,7 +5271,7 @@
           </w:tcPr>
           <w:p>
             <w:r>
-              <w:t>3.5.7</w:t>
+              <w:t>3.5.6</w:t>
             </w:r>
           </w:p>
         </w:tc>
@@ -5281,7 +5281,7 @@
           </w:tcPr>
           <w:p>
             <w:r>
-              <w:t>mrcs</w:t>
+              <w:t>frcs</w:t>
             </w:r>
           </w:p>
         </w:tc>
@@ -5291,7 +5291,7 @@
           </w:tcPr>
           <w:p>
             <w:r>
-              <w:t>Expect gait adaptation to offset part of the scaling, so the effect is real and smaller than pure arithmetic.</w:t>
+              <w:t>Assess slope separately, since it acts on a different mechanism from compartment share.</w:t>
             </w:r>
           </w:p>
         </w:tc>
@@ -5327,7 +5327,7 @@
           </w:tcPr>
           <w:p>
             <w:r>
-              <w:t>3.5.7-P2</w:t>
+              <w:t>3.5.6-P7</w:t>
             </w:r>
           </w:p>
         </w:tc>
@@ -5337,7 +5337,7 @@
           </w:tcPr>
           <w:p>
             <w:r>
-              <w:t>3.5.7</w:t>
+              <w:t>3.5.6</w:t>
             </w:r>
           </w:p>
         </w:tc>
@@ -5347,7 +5347,7 @@
           </w:tcPr>
           <w:p>
             <w:r>
-              <w:t>mrcs</w:t>
+              <w:t>frcs</w:t>
             </w:r>
           </w:p>
         </w:tc>
@@ -5357,7 +5357,7 @@
           </w:tcPr>
           <w:p>
             <w:r>
-              <w:t>Address alignment alongside weight, since it decides where the amplified load falls.</w:t>
+              <w:t>Confirm the correction radiographically rather than assuming the plan was achieved.</w:t>
             </w:r>
           </w:p>
         </w:tc>
@@ -5393,7 +5393,7 @@
           </w:tcPr>
           <w:p>
             <w:r>
-              <w:t>3.5.7-P3</w:t>
+              <w:t>3.5.7-P1</w:t>
             </w:r>
           </w:p>
         </w:tc>
@@ -5423,7 +5423,7 @@
           </w:tcPr>
           <w:p>
             <w:r>
-              <w:t>State that mechanical and metabolic effects both operate and cannot be separated in an individual.</w:t>
+              <w:t>Expect gait adaptation to offset part of the scaling, so the effect is real and smaller than pure arithmetic.</w:t>
             </w:r>
           </w:p>
         </w:tc>
@@ -5459,7 +5459,7 @@
           </w:tcPr>
           <w:p>
             <w:r>
-              <w:t>3.5.7-P4</w:t>
+              <w:t>3.5.7-P2</w:t>
             </w:r>
           </w:p>
         </w:tc>
@@ -5479,7 +5479,7 @@
           </w:tcPr>
           <w:p>
             <w:r>
-              <w:t>frcs</w:t>
+              <w:t>mrcs</w:t>
             </w:r>
           </w:p>
         </w:tc>
@@ -5489,7 +5489,7 @@
           </w:tcPr>
           <w:p>
             <w:r>
-              <w:t>Treat mass as a mechanical variable with the largest achievable effect size and the lowest achievement rate, which is an uncomfortable combination rather than a reason to leave it out.</w:t>
+              <w:t>Address alignment alongside weight, since it decides where the amplified load falls.</w:t>
             </w:r>
           </w:p>
         </w:tc>
@@ -5525,7 +5525,7 @@
           </w:tcPr>
           <w:p>
             <w:r>
-              <w:t>3.5.7-P5</w:t>
+              <w:t>3.5.7-P3</w:t>
             </w:r>
           </w:p>
         </w:tc>
@@ -5545,7 +5545,7 @@
           </w:tcPr>
           <w:p>
             <w:r>
-              <w:t>frcs</w:t>
+              <w:t>mrcs</w:t>
             </w:r>
           </w:p>
         </w:tc>
@@ -5555,7 +5555,7 @@
           </w:tcPr>
           <w:p>
             <w:r>
-              <w:t>Discuss mass as a mechanical factor in construct survival, with the registry evidence named.</w:t>
+              <w:t>State that mechanical and metabolic effects both operate and cannot be separated in an individual.</w:t>
             </w:r>
           </w:p>
         </w:tc>
@@ -5591,7 +5591,7 @@
           </w:tcPr>
           <w:p>
             <w:r>
-              <w:t>3.5.7-P6</w:t>
+              <w:t>3.5.7-P4</w:t>
             </w:r>
           </w:p>
         </w:tc>
@@ -5621,7 +5621,7 @@
           </w:tcPr>
           <w:p>
             <w:r>
-              <w:t>Correct alignment in a heavier patient, since the amplified load needs directing.</w:t>
+              <w:t>Treat mass as a mechanical variable with the largest achievable effect size and the lowest achievement rate, which is an uncomfortable combination rather than a reason to leave it out.</w:t>
             </w:r>
           </w:p>
         </w:tc>
@@ -5657,7 +5657,7 @@
           </w:tcPr>
           <w:p>
             <w:r>
-              <w:t>3.5.7-P7</w:t>
+              <w:t>3.5.7-P5</w:t>
             </w:r>
           </w:p>
         </w:tc>
@@ -5687,7 +5687,7 @@
           </w:tcPr>
           <w:p>
             <w:r>
-              <w:t>Use the association for counselling rather than as an exclusion, since it does not predict an individual.</w:t>
+              <w:t>Discuss mass as a mechanical factor in construct survival, with the registry evidence named.</w:t>
             </w:r>
           </w:p>
         </w:tc>
@@ -5723,7 +5723,7 @@
           </w:tcPr>
           <w:p>
             <w:r>
-              <w:t>3.5.8-P1</w:t>
+              <w:t>3.5.7-P6</w:t>
             </w:r>
           </w:p>
         </w:tc>
@@ -5733,7 +5733,7 @@
           </w:tcPr>
           <w:p>
             <w:r>
-              <w:t>3.5.8</w:t>
+              <w:t>3.5.7</w:t>
             </w:r>
           </w:p>
         </w:tc>
@@ -5743,7 +5743,7 @@
           </w:tcPr>
           <w:p>
             <w:r>
-              <w:t>mrcs</w:t>
+              <w:t>frcs</w:t>
             </w:r>
           </w:p>
         </w:tc>
@@ -5753,7 +5753,7 @@
           </w:tcPr>
           <w:p>
             <w:r>
-              <w:t>Treat a chronically deficient knee as mechanically different from an acutely injured one, not simply as a later stage.</w:t>
+              <w:t>Correct alignment in a heavier patient, since the amplified load needs directing.</w:t>
             </w:r>
           </w:p>
         </w:tc>
@@ -5789,7 +5789,7 @@
           </w:tcPr>
           <w:p>
             <w:r>
-              <w:t>3.5.8-P2</w:t>
+              <w:t>3.5.7-P7</w:t>
             </w:r>
           </w:p>
         </w:tc>
@@ -5799,7 +5799,7 @@
           </w:tcPr>
           <w:p>
             <w:r>
-              <w:t>3.5.8</w:t>
+              <w:t>3.5.7</w:t>
             </w:r>
           </w:p>
         </w:tc>
@@ -5809,7 +5809,7 @@
           </w:tcPr>
           <w:p>
             <w:r>
-              <w:t>mrcs</w:t>
+              <w:t>frcs</w:t>
             </w:r>
           </w:p>
         </w:tc>
@@ -5819,7 +5819,7 @@
           </w:tcPr>
           <w:p>
             <w:r>
-              <w:t>Measure slope where translation is larger than the injury explains.</w:t>
+              <w:t>Use the association for counselling rather than as an exclusion, since it does not predict an individual.</w:t>
             </w:r>
           </w:p>
         </w:tc>
@@ -5855,7 +5855,7 @@
           </w:tcPr>
           <w:p>
             <w:r>
-              <w:t>3.5.8-P3</w:t>
+              <w:t>3.5.8-P1</w:t>
             </w:r>
           </w:p>
         </w:tc>
@@ -5875,7 +5875,7 @@
           </w:tcPr>
           <w:p>
             <w:r>
-              <w:t>frcs</w:t>
+              <w:t>mrcs</w:t>
             </w:r>
           </w:p>
         </w:tc>
@@ -5885,7 +5885,7 @@
           </w:tcPr>
           <w:p>
             <w:r>
-              <w:t>Treat the contact shift as the mechanical account of post-traumatic degeneration after cruciate injury, and treat it as only partly addressable.</w:t>
+              <w:t>Treat a chronically deficient knee as mechanically different from an acutely injured one, not simply as a later stage.</w:t>
             </w:r>
           </w:p>
         </w:tc>
@@ -5921,7 +5921,7 @@
           </w:tcPr>
           <w:p>
             <w:r>
-              <w:t>3.5.8-P4</w:t>
+              <w:t>3.5.8-P2</w:t>
             </w:r>
           </w:p>
         </w:tc>
@@ -5941,7 +5941,7 @@
           </w:tcPr>
           <w:p>
             <w:r>
-              <w:t>frcs</w:t>
+              <w:t>mrcs</w:t>
             </w:r>
           </w:p>
         </w:tc>
@@ -5951,7 +5951,7 @@
           </w:tcPr>
           <w:p>
             <w:r>
-              <w:t>It restores stability reliably and contact position partially, so counselling about long term joint health should not rest on the first achievement alone.</w:t>
+              <w:t>Measure slope where translation is larger than the injury explains.</w:t>
             </w:r>
           </w:p>
         </w:tc>
@@ -5987,7 +5987,7 @@
           </w:tcPr>
           <w:p>
             <w:r>
-              <w:t>3.5.8-P5</w:t>
+              <w:t>3.5.8-P3</w:t>
             </w:r>
           </w:p>
         </w:tc>
@@ -6017,7 +6017,7 @@
           </w:tcPr>
           <w:p>
             <w:r>
-              <w:t>Repair a ramp lesion alongside reconstruction, on secondary restraint grounds.</w:t>
+              <w:t>Treat the contact shift as the mechanical account of post-traumatic degeneration after cruciate injury, and treat it as only partly addressable.</w:t>
             </w:r>
           </w:p>
         </w:tc>
@@ -6053,7 +6053,7 @@
           </w:tcPr>
           <w:p>
             <w:r>
-              <w:t>3.5.8-P6</w:t>
+              <w:t>3.5.8-P4</w:t>
             </w:r>
           </w:p>
         </w:tc>
@@ -6083,7 +6083,7 @@
           </w:tcPr>
           <w:p>
             <w:r>
-              <w:t>Measure slope in revision and in a graft that failed without a new injury.</w:t>
+              <w:t>It restores stability reliably and contact position partially, so counselling about long term joint health should not rest on the first achievement alone.</w:t>
             </w:r>
           </w:p>
         </w:tc>
@@ -6119,7 +6119,7 @@
           </w:tcPr>
           <w:p>
             <w:r>
-              <w:t>3.5.9-P1</w:t>
+              <w:t>3.5.8-P5</w:t>
             </w:r>
           </w:p>
         </w:tc>
@@ -6129,7 +6129,7 @@
           </w:tcPr>
           <w:p>
             <w:r>
-              <w:t>3.5.9</w:t>
+              <w:t>3.5.8</w:t>
             </w:r>
           </w:p>
         </w:tc>
@@ -6139,7 +6139,7 @@
           </w:tcPr>
           <w:p>
             <w:r>
-              <w:t>medical_student</w:t>
+              <w:t>frcs</w:t>
             </w:r>
           </w:p>
         </w:tc>
@@ -6149,7 +6149,7 @@
           </w:tcPr>
           <w:p>
             <w:r>
-              <w:t>Repair where the tear allows it preserves the ring and therefore the pressure.</w:t>
+              <w:t>Repair a ramp lesion alongside reconstruction, on secondary restraint grounds.</w:t>
             </w:r>
           </w:p>
         </w:tc>
@@ -6185,7 +6185,7 @@
           </w:tcPr>
           <w:p>
             <w:r>
-              <w:t>3.5.9-P2</w:t>
+              <w:t>3.5.8-P6</w:t>
             </w:r>
           </w:p>
         </w:tc>
@@ -6195,7 +6195,7 @@
           </w:tcPr>
           <w:p>
             <w:r>
-              <w:t>3.5.9</w:t>
+              <w:t>3.5.8</w:t>
             </w:r>
           </w:p>
         </w:tc>
@@ -6205,7 +6205,7 @@
           </w:tcPr>
           <w:p>
             <w:r>
-              <w:t>mrcs</w:t>
+              <w:t>frcs</w:t>
             </w:r>
           </w:p>
         </w:tc>
@@ -6215,7 +6215,7 @@
           </w:tcPr>
           <w:p>
             <w:r>
-              <w:t>Resect the minimum the tear requires, and record what was resected.</w:t>
+              <w:t>Measure slope in revision and in a graft that failed without a new injury.</w:t>
             </w:r>
           </w:p>
         </w:tc>
@@ -6251,7 +6251,7 @@
           </w:tcPr>
           <w:p>
             <w:r>
-              <w:t>3.5.9-P3</w:t>
+              <w:t>3.5.8-P7</w:t>
             </w:r>
           </w:p>
         </w:tc>
@@ -6261,7 +6261,7 @@
           </w:tcPr>
           <w:p>
             <w:r>
-              <w:t>3.5.9</w:t>
+              <w:t>3.5.8</w:t>
             </w:r>
           </w:p>
         </w:tc>
@@ -6271,7 +6271,7 @@
           </w:tcPr>
           <w:p>
             <w:r>
-              <w:t>mrcs</w:t>
+              <w:t>frcs</w:t>
             </w:r>
           </w:p>
         </w:tc>
@@ -6281,7 +6281,7 @@
           </w:tcPr>
           <w:p>
             <w:r>
-              <w:t>Treat a young lateral meniscectomy as the worst mechanical combination and counsel accordingly.</w:t>
+              <w:t>Counsel that stability and long term joint health are different outcomes.</w:t>
             </w:r>
           </w:p>
         </w:tc>
@@ -6317,7 +6317,7 @@
           </w:tcPr>
           <w:p>
             <w:r>
-              <w:t>3.5.9-P4</w:t>
+              <w:t>3.5.9-P1</w:t>
             </w:r>
           </w:p>
         </w:tc>
@@ -6337,7 +6337,7 @@
           </w:tcPr>
           <w:p>
             <w:r>
-              <w:t>frcs</w:t>
+              <w:t>medical_student</w:t>
             </w:r>
           </w:p>
         </w:tc>
@@ -6347,7 +6347,7 @@
           </w:tcPr>
           <w:p>
             <w:r>
-              <w:t>Treat the dose response as the mechanical justification for the shift from resection to repair, and note that the shift was mechanically predicted before it was clinically demonstrated.</w:t>
+              <w:t>Repair where the tear allows it preserves the ring and therefore the pressure.</w:t>
             </w:r>
           </w:p>
         </w:tc>
@@ -6383,7 +6383,7 @@
           </w:tcPr>
           <w:p>
             <w:r>
-              <w:t>3.5.9-P5</w:t>
+              <w:t>3.5.9-P2</w:t>
             </w:r>
           </w:p>
         </w:tc>
@@ -6403,7 +6403,7 @@
           </w:tcPr>
           <w:p>
             <w:r>
-              <w:t>frcs</w:t>
+              <w:t>mrcs</w:t>
             </w:r>
           </w:p>
         </w:tc>
@@ -6413,7 +6413,7 @@
           </w:tcPr>
           <w:p>
             <w:r>
-              <w:t>Repair rather than resect wherever the ring can be restored, in a young patient above all.</w:t>
+              <w:t>Resect the minimum the tear requires, and record what was resected.</w:t>
             </w:r>
           </w:p>
         </w:tc>
@@ -6449,7 +6449,7 @@
           </w:tcPr>
           <w:p>
             <w:r>
-              <w:t>3.5.9-P6</w:t>
+              <w:t>3.5.9-P3</w:t>
             </w:r>
           </w:p>
         </w:tc>
@@ -6469,7 +6469,7 @@
           </w:tcPr>
           <w:p>
             <w:r>
-              <w:t>frcs</w:t>
+              <w:t>mrcs</w:t>
             </w:r>
           </w:p>
         </w:tc>
@@ -6479,7 +6479,7 @@
           </w:tcPr>
           <w:p>
             <w:r>
-              <w:t>Offer transplantation for symptoms with an honest account of its cartilage protection evidence.</w:t>
+              <w:t>Treat a young lateral meniscectomy as the worst mechanical combination and counsel accordingly.</w:t>
             </w:r>
           </w:p>
         </w:tc>
@@ -6515,7 +6515,7 @@
           </w:tcPr>
           <w:p>
             <w:r>
-              <w:t>3.5.9-P7</w:t>
+              <w:t>3.5.9-P4</w:t>
             </w:r>
           </w:p>
         </w:tc>
@@ -6545,7 +6545,7 @@
           </w:tcPr>
           <w:p>
             <w:r>
-              <w:t>Correct alignment in a meniscus deficient compartment before expecting any restoration to hold.</w:t>
+              <w:t>Treat the dose response as the mechanical justification for the shift from resection to repair, and note that the shift was mechanically predicted before it was clinically demonstrated.</w:t>
             </w:r>
           </w:p>
         </w:tc>
@@ -6581,7 +6581,7 @@
           </w:tcPr>
           <w:p>
             <w:r>
-              <w:t>3.5.10-P1</w:t>
+              <w:t>3.5.9-P5</w:t>
             </w:r>
           </w:p>
         </w:tc>
@@ -6591,7 +6591,7 @@
           </w:tcPr>
           <w:p>
             <w:r>
-              <w:t>3.5.10</w:t>
+              <w:t>3.5.9</w:t>
             </w:r>
           </w:p>
         </w:tc>
@@ -6601,7 +6601,7 @@
           </w:tcPr>
           <w:p>
             <w:r>
-              <w:t>mrcs</w:t>
+              <w:t>frcs</w:t>
             </w:r>
           </w:p>
         </w:tc>
@@ -6611,7 +6611,7 @@
           </w:tcPr>
           <w:p>
             <w:r>
-              <w:t>Plan to a mechanical axis target rather than a correction angle alone.</w:t>
+              <w:t>Repair rather than resect wherever the ring can be restored, in a young patient above all.</w:t>
             </w:r>
           </w:p>
         </w:tc>
@@ -6647,7 +6647,7 @@
           </w:tcPr>
           <w:p>
             <w:r>
-              <w:t>3.5.10-P2</w:t>
+              <w:t>3.5.9-P6</w:t>
             </w:r>
           </w:p>
         </w:tc>
@@ -6657,7 +6657,7 @@
           </w:tcPr>
           <w:p>
             <w:r>
-              <w:t>3.5.10</w:t>
+              <w:t>3.5.9</w:t>
             </w:r>
           </w:p>
         </w:tc>
@@ -6667,7 +6667,7 @@
           </w:tcPr>
           <w:p>
             <w:r>
-              <w:t>mrcs</w:t>
+              <w:t>frcs</w:t>
             </w:r>
           </w:p>
         </w:tc>
@@ -6677,7 +6677,7 @@
           </w:tcPr>
           <w:p>
             <w:r>
-              <w:t>Assess the receiving compartment before correcting load into it.</w:t>
+              <w:t>Offer transplantation for symptoms with an honest account of its cartilage protection evidence.</w:t>
             </w:r>
           </w:p>
         </w:tc>
@@ -6713,7 +6713,7 @@
           </w:tcPr>
           <w:p>
             <w:r>
-              <w:t>3.5.10-P3</w:t>
+              <w:t>3.5.9-P7</w:t>
             </w:r>
           </w:p>
         </w:tc>
@@ -6723,7 +6723,7 @@
           </w:tcPr>
           <w:p>
             <w:r>
-              <w:t>3.5.10</w:t>
+              <w:t>3.5.9</w:t>
             </w:r>
           </w:p>
         </w:tc>
@@ -6733,7 +6733,7 @@
           </w:tcPr>
           <w:p>
             <w:r>
-              <w:t>mrcs</w:t>
+              <w:t>frcs</w:t>
             </w:r>
           </w:p>
         </w:tc>
@@ -6743,7 +6743,7 @@
           </w:tcPr>
           <w:p>
             <w:r>
-              <w:t>Confirm the achieved axis radiographically, since the plan and the result can differ.</w:t>
+              <w:t>Correct alignment in a meniscus deficient compartment before expecting any restoration to hold.</w:t>
             </w:r>
           </w:p>
         </w:tc>
@@ -6779,7 +6779,7 @@
           </w:tcPr>
           <w:p>
             <w:r>
-              <w:t>3.5.10-P4</w:t>
+              <w:t>3.5.9-P8</w:t>
             </w:r>
           </w:p>
         </w:tc>
@@ -6789,7 +6789,7 @@
           </w:tcPr>
           <w:p>
             <w:r>
-              <w:t>3.5.10</w:t>
+              <w:t>3.5.9</w:t>
             </w:r>
           </w:p>
         </w:tc>
@@ -6809,7 +6809,7 @@
           </w:tcPr>
           <w:p>
             <w:r>
-              <w:t>Treat osteotomy as the mechanical foundation that other procedures are built on, rather than as an alternative to them.</w:t>
+              <w:t>Record the resection precisely, since the next surgeon's options depend on it.</w:t>
             </w:r>
           </w:p>
         </w:tc>
@@ -6845,7 +6845,7 @@
           </w:tcPr>
           <w:p>
             <w:r>
-              <w:t>3.5.10-P5</w:t>
+              <w:t>3.5.10-P1</w:t>
             </w:r>
           </w:p>
         </w:tc>
@@ -6865,7 +6865,7 @@
           </w:tcPr>
           <w:p>
             <w:r>
-              <w:t>frcs</w:t>
+              <w:t>mrcs</w:t>
             </w:r>
           </w:p>
         </w:tc>
@@ -6875,7 +6875,7 @@
           </w:tcPr>
           <w:p>
             <w:r>
-              <w:t>Correct alignment as the foundation for cartilage and meniscal work rather than as an alternative.</w:t>
+              <w:t>Plan to a mechanical axis target rather than a correction angle alone.</w:t>
             </w:r>
           </w:p>
         </w:tc>
@@ -6911,7 +6911,7 @@
           </w:tcPr>
           <w:p>
             <w:r>
-              <w:t>3.5.10-P6</w:t>
+              <w:t>3.5.10-P2</w:t>
             </w:r>
           </w:p>
         </w:tc>
@@ -6931,7 +6931,7 @@
           </w:tcPr>
           <w:p>
             <w:r>
-              <w:t>frcs</w:t>
+              <w:t>mrcs</w:t>
             </w:r>
           </w:p>
         </w:tc>
@@ -6941,7 +6941,7 @@
           </w:tcPr>
           <w:p>
             <w:r>
-              <w:t>Localise the deformity before correcting, and confirm the achieved axis afterwards.</w:t>
+              <w:t>Assess the receiving compartment before correcting load into it.</w:t>
             </w:r>
           </w:p>
         </w:tc>
@@ -6977,7 +6977,337 @@
           </w:tcPr>
           <w:p>
             <w:r>
+              <w:t>3.5.10-P3</w:t>
+            </w:r>
+          </w:p>
+        </w:tc>
+        <w:tc>
+          <w:tcPr>
+            <w:tcW w:type="dxa" w:w="706"/>
+          </w:tcPr>
+          <w:p>
+            <w:r>
+              <w:t>3.5.10</w:t>
+            </w:r>
+          </w:p>
+        </w:tc>
+        <w:tc>
+          <w:tcPr>
+            <w:tcW w:type="dxa" w:w="988"/>
+          </w:tcPr>
+          <w:p>
+            <w:r>
+              <w:t>mrcs</w:t>
+            </w:r>
+          </w:p>
+        </w:tc>
+        <w:tc>
+          <w:tcPr>
+            <w:tcW w:type="dxa" w:w="5927"/>
+          </w:tcPr>
+          <w:p>
+            <w:r>
+              <w:t>Confirm the achieved axis radiographically, since the plan and the result can differ.</w:t>
+            </w:r>
+          </w:p>
+        </w:tc>
+        <w:tc>
+          <w:tcPr>
+            <w:tcW w:type="dxa" w:w="1411"/>
+          </w:tcPr>
+          <w:p>
+            <w:r/>
+          </w:p>
+        </w:tc>
+        <w:tc>
+          <w:tcPr>
+            <w:tcW w:type="dxa" w:w="1835"/>
+          </w:tcPr>
+          <w:p>
+            <w:r/>
+          </w:p>
+        </w:tc>
+        <w:tc>
+          <w:tcPr>
+            <w:tcW w:type="dxa" w:w="2258"/>
+          </w:tcPr>
+          <w:p>
+            <w:r/>
+          </w:p>
+        </w:tc>
+      </w:tr>
+      <w:tr>
+        <w:tc>
+          <w:tcPr>
+            <w:tcW w:type="dxa" w:w="988"/>
+          </w:tcPr>
+          <w:p>
+            <w:r>
+              <w:t>3.5.10-P4</w:t>
+            </w:r>
+          </w:p>
+        </w:tc>
+        <w:tc>
+          <w:tcPr>
+            <w:tcW w:type="dxa" w:w="706"/>
+          </w:tcPr>
+          <w:p>
+            <w:r>
+              <w:t>3.5.10</w:t>
+            </w:r>
+          </w:p>
+        </w:tc>
+        <w:tc>
+          <w:tcPr>
+            <w:tcW w:type="dxa" w:w="988"/>
+          </w:tcPr>
+          <w:p>
+            <w:r>
+              <w:t>frcs</w:t>
+            </w:r>
+          </w:p>
+        </w:tc>
+        <w:tc>
+          <w:tcPr>
+            <w:tcW w:type="dxa" w:w="5927"/>
+          </w:tcPr>
+          <w:p>
+            <w:r>
+              <w:t>Treat osteotomy as the mechanical foundation that other procedures are built on, rather than as an alternative to them.</w:t>
+            </w:r>
+          </w:p>
+        </w:tc>
+        <w:tc>
+          <w:tcPr>
+            <w:tcW w:type="dxa" w:w="1411"/>
+          </w:tcPr>
+          <w:p>
+            <w:r/>
+          </w:p>
+        </w:tc>
+        <w:tc>
+          <w:tcPr>
+            <w:tcW w:type="dxa" w:w="1835"/>
+          </w:tcPr>
+          <w:p>
+            <w:r/>
+          </w:p>
+        </w:tc>
+        <w:tc>
+          <w:tcPr>
+            <w:tcW w:type="dxa" w:w="2258"/>
+          </w:tcPr>
+          <w:p>
+            <w:r/>
+          </w:p>
+        </w:tc>
+      </w:tr>
+      <w:tr>
+        <w:tc>
+          <w:tcPr>
+            <w:tcW w:type="dxa" w:w="988"/>
+          </w:tcPr>
+          <w:p>
+            <w:r>
+              <w:t>3.5.10-P5</w:t>
+            </w:r>
+          </w:p>
+        </w:tc>
+        <w:tc>
+          <w:tcPr>
+            <w:tcW w:type="dxa" w:w="706"/>
+          </w:tcPr>
+          <w:p>
+            <w:r>
+              <w:t>3.5.10</w:t>
+            </w:r>
+          </w:p>
+        </w:tc>
+        <w:tc>
+          <w:tcPr>
+            <w:tcW w:type="dxa" w:w="988"/>
+          </w:tcPr>
+          <w:p>
+            <w:r>
+              <w:t>frcs</w:t>
+            </w:r>
+          </w:p>
+        </w:tc>
+        <w:tc>
+          <w:tcPr>
+            <w:tcW w:type="dxa" w:w="5927"/>
+          </w:tcPr>
+          <w:p>
+            <w:r>
+              <w:t>Correct alignment as the foundation for cartilage and meniscal work rather than as an alternative.</w:t>
+            </w:r>
+          </w:p>
+        </w:tc>
+        <w:tc>
+          <w:tcPr>
+            <w:tcW w:type="dxa" w:w="1411"/>
+          </w:tcPr>
+          <w:p>
+            <w:r/>
+          </w:p>
+        </w:tc>
+        <w:tc>
+          <w:tcPr>
+            <w:tcW w:type="dxa" w:w="1835"/>
+          </w:tcPr>
+          <w:p>
+            <w:r/>
+          </w:p>
+        </w:tc>
+        <w:tc>
+          <w:tcPr>
+            <w:tcW w:type="dxa" w:w="2258"/>
+          </w:tcPr>
+          <w:p>
+            <w:r/>
+          </w:p>
+        </w:tc>
+      </w:tr>
+      <w:tr>
+        <w:tc>
+          <w:tcPr>
+            <w:tcW w:type="dxa" w:w="988"/>
+          </w:tcPr>
+          <w:p>
+            <w:r>
+              <w:t>3.5.10-P6</w:t>
+            </w:r>
+          </w:p>
+        </w:tc>
+        <w:tc>
+          <w:tcPr>
+            <w:tcW w:type="dxa" w:w="706"/>
+          </w:tcPr>
+          <w:p>
+            <w:r>
+              <w:t>3.5.10</w:t>
+            </w:r>
+          </w:p>
+        </w:tc>
+        <w:tc>
+          <w:tcPr>
+            <w:tcW w:type="dxa" w:w="988"/>
+          </w:tcPr>
+          <w:p>
+            <w:r>
+              <w:t>frcs</w:t>
+            </w:r>
+          </w:p>
+        </w:tc>
+        <w:tc>
+          <w:tcPr>
+            <w:tcW w:type="dxa" w:w="5927"/>
+          </w:tcPr>
+          <w:p>
+            <w:r>
+              <w:t>Localise the deformity before correcting, and confirm the achieved axis afterwards.</w:t>
+            </w:r>
+          </w:p>
+        </w:tc>
+        <w:tc>
+          <w:tcPr>
+            <w:tcW w:type="dxa" w:w="1411"/>
+          </w:tcPr>
+          <w:p>
+            <w:r/>
+          </w:p>
+        </w:tc>
+        <w:tc>
+          <w:tcPr>
+            <w:tcW w:type="dxa" w:w="1835"/>
+          </w:tcPr>
+          <w:p>
+            <w:r/>
+          </w:p>
+        </w:tc>
+        <w:tc>
+          <w:tcPr>
+            <w:tcW w:type="dxa" w:w="2258"/>
+          </w:tcPr>
+          <w:p>
+            <w:r/>
+          </w:p>
+        </w:tc>
+      </w:tr>
+      <w:tr>
+        <w:tc>
+          <w:tcPr>
+            <w:tcW w:type="dxa" w:w="988"/>
+          </w:tcPr>
+          <w:p>
+            <w:r>
               <w:t>3.5.10-P7</w:t>
+            </w:r>
+          </w:p>
+        </w:tc>
+        <w:tc>
+          <w:tcPr>
+            <w:tcW w:type="dxa" w:w="706"/>
+          </w:tcPr>
+          <w:p>
+            <w:r>
+              <w:t>3.5.10</w:t>
+            </w:r>
+          </w:p>
+        </w:tc>
+        <w:tc>
+          <w:tcPr>
+            <w:tcW w:type="dxa" w:w="988"/>
+          </w:tcPr>
+          <w:p>
+            <w:r>
+              <w:t>frcs</w:t>
+            </w:r>
+          </w:p>
+        </w:tc>
+        <w:tc>
+          <w:tcPr>
+            <w:tcW w:type="dxa" w:w="5927"/>
+          </w:tcPr>
+          <w:p>
+            <w:r>
+              <w:t>Counsel that the correction changes any later arthroplasty.</w:t>
+            </w:r>
+          </w:p>
+        </w:tc>
+        <w:tc>
+          <w:tcPr>
+            <w:tcW w:type="dxa" w:w="1411"/>
+          </w:tcPr>
+          <w:p>
+            <w:r/>
+          </w:p>
+        </w:tc>
+        <w:tc>
+          <w:tcPr>
+            <w:tcW w:type="dxa" w:w="1835"/>
+          </w:tcPr>
+          <w:p>
+            <w:r/>
+          </w:p>
+        </w:tc>
+        <w:tc>
+          <w:tcPr>
+            <w:tcW w:type="dxa" w:w="2258"/>
+          </w:tcPr>
+          <w:p>
+            <w:r/>
+          </w:p>
+        </w:tc>
+      </w:tr>
+      <w:tr>
+        <w:tc>
+          <w:tcPr>
+            <w:tcW w:type="dxa" w:w="988"/>
+          </w:tcPr>
+          <w:p>
+            <w:r>
+              <w:t>3.5.10-P8</w:t>
             </w:r>
           </w:p>
         </w:tc>
